--- a/zht/docx/031.content.docx
+++ b/zht/docx/031.content.docx
@@ -150,26 +150,6 @@
           <w:lang w:val="zh_TW" w:bidi="zh_TW"/>
         </w:rPr>
         <w:t>hei</w:t>
-      </w:r>
-      <w:r>
-        <w:rPr>
-          <w:lang w:val="zh_TW" w:bidi="zh_TW"/>
-        </w:rPr>
-      </w:r>
-    </w:p>
-    <w:p>
-      <w:pPr/>
-      <w:r>
-        <w:rPr>
-          <w:lang w:val="zh_TW" w:bidi="zh_TW"/>
-        </w:rPr>
-      </w:r>
-      <w:r>
-        <w:rPr>
-          <w:i/>
-          <w:lang w:val="zh_TW" w:bidi="zh_TW"/>
-        </w:rPr>
-        <w:t>黑暗和光</w:t>
       </w:r>
       <w:r>
         <w:rPr>

--- a/zht/docx/031.content.docx
+++ b/zht/docx/031.content.docx
@@ -19,7 +19,7 @@
         <w:rPr>
           <w:lang w:val="zh_TW" w:bidi="zh_TW"/>
         </w:rPr>
-        <w:t>Resource: Study Notes - Themes (Tyndale)</w:t>
+        <w:t>Resource: Tyndale Open Study Notes</w:t>
       </w:r>
       <w:r>
         <w:rPr>
@@ -112,7 +112,7 @@
         <w:rPr>
           <w:lang w:val="zh_TW" w:bidi="zh_TW"/>
         </w:rPr>
-        <w:t>Study Notes - Themes (Tyndale)</w:t>
+        <w:t>Tyndale Open Study Notes</w:t>
       </w:r>
     </w:p>
     <w:p>

--- a/zht/docx/031.content.docx
+++ b/zht/docx/031.content.docx
@@ -149,7 +149,7 @@
         <w:rPr>
           <w:lang w:val="zh_TW" w:bidi="zh_TW"/>
         </w:rPr>
-        <w:t>hei</w:t>
+        <w:t>hou</w:t>
       </w:r>
       <w:r>
         <w:rPr>
@@ -212,23 +212,12 @@
         <w:rPr>
           <w:lang w:val="zh_TW" w:bidi="zh_TW"/>
         </w:rPr>
-        <w:t>黑暗和光</w:t>
-      </w:r>
-      <w:r>
-        <w:rPr>
-          <w:lang w:val="zh_TW" w:bidi="zh_TW"/>
-        </w:rPr>
-      </w:r>
-    </w:p>
-    <w:p>
-      <w:pPr>
-        <w:pStyle w:val="Heading3"/>
-      </w:pPr>
-      <w:r>
-        <w:rPr>
-          <w:lang w:val="zh_TW" w:bidi="zh_TW"/>
-        </w:rPr>
-        <w:t>黑暗</w:t>
+        <w:t>後期先知書中的靈性更新</w:t>
+      </w:r>
+      <w:r>
+        <w:rPr>
+          <w:lang w:val="zh_TW" w:bidi="zh_TW"/>
+        </w:rPr>
       </w:r>
     </w:p>
     <w:p>
@@ -242,7 +231,7 @@
         <w:rPr>
           <w:lang w:val="zh_TW" w:bidi="zh_TW"/>
         </w:rPr>
-        <w:t>黑暗的意思是沒有光。起初，世界沒有光，直到神吩咐光出現。然後祂將光與黑暗分開（</w:t>
+        <w:t>先知哈該吩咐他的聽眾，要反思他們忽略與神關係，對當前處境所造成的影響（</w:t>
       </w:r>
       <w:hyperlink r:id="rId13">
         <w:r>
@@ -253,14 +242,14 @@
             <w:color w:val="0000EE"/>
             <w:u w:val="single"/>
           </w:rPr>
-          <w:t>創1:2</w:t>
+          <w:t>該1:5–7</w:t>
         </w:r>
       </w:hyperlink>
       <w:r>
         <w:rPr>
           <w:lang w:val="zh_TW" w:bidi="zh_TW"/>
         </w:rPr>
-        <w:t>、</w:t>
+        <w:t>，</w:t>
       </w:r>
       <w:hyperlink r:id="rId14">
         <w:r>
@@ -271,14 +260,14 @@
             <w:color w:val="0000EE"/>
             <w:u w:val="single"/>
           </w:rPr>
-          <w:t>4–5</w:t>
+          <w:t>2:15–18</w:t>
         </w:r>
       </w:hyperlink>
       <w:r>
         <w:rPr>
           <w:lang w:val="zh_TW" w:bidi="zh_TW"/>
         </w:rPr>
-        <w:t>、</w:t>
+        <w:t>）。神降下天災作為警告，為要激勵百姓悔改（</w:t>
       </w:r>
       <w:hyperlink r:id="rId15">
         <w:r>
@@ -289,14 +278,26 @@
             <w:color w:val="0000EE"/>
             <w:u w:val="single"/>
           </w:rPr>
-          <w:t>18</w:t>
+          <w:t>2:17</w:t>
         </w:r>
       </w:hyperlink>
       <w:r>
         <w:rPr>
           <w:lang w:val="zh_TW" w:bidi="zh_TW"/>
         </w:rPr>
-        <w:t>）。神降給埃及的第九個災，就是三天深沉黑暗，完全沒有光（</w:t>
+        <w:t>）。</w:t>
+      </w:r>
+      <w:r>
+        <w:rPr>
+          <w:lang w:val="zh_TW" w:bidi="zh_TW"/>
+        </w:rPr>
+        <w:t>哈該明白，靈性更新必須</w:t>
+      </w:r>
+      <w:r>
+        <w:rPr>
+          <w:lang w:val="zh_TW" w:bidi="zh_TW"/>
+        </w:rPr>
+        <w:t>與聖殿重建同步進行（</w:t>
       </w:r>
       <w:hyperlink r:id="rId16">
         <w:r>
@@ -307,7 +308,7 @@
             <w:color w:val="0000EE"/>
             <w:u w:val="single"/>
           </w:rPr>
-          <w:t>出10:21–23</w:t>
+          <w:t>1:12</w:t>
         </w:r>
       </w:hyperlink>
       <w:r>
@@ -328,7 +329,49 @@
         <w:rPr>
           <w:lang w:val="zh_TW" w:bidi="zh_TW"/>
         </w:rPr>
-        <w:t>聖經中多處提到，黑暗圍繞神的同在（</w:t>
+        <w:t>靈性更新的主題，可以見於哈該、撒迦利亞和瑪拉基這三位先知的信息</w:t>
+      </w:r>
+      <w:r>
+        <w:rPr>
+          <w:lang w:val="zh_TW" w:bidi="zh_TW"/>
+        </w:rPr>
+        <w:t>。</w:t>
+      </w:r>
+      <w:r>
+        <w:rPr>
+          <w:lang w:val="zh_TW" w:bidi="zh_TW"/>
+        </w:rPr>
+        <w:t>他們都是在以色列人被擄到巴比倫之後出現的</w:t>
+      </w:r>
+      <w:r>
+        <w:rPr>
+          <w:lang w:val="zh_TW" w:bidi="zh_TW"/>
+        </w:rPr>
+        <w:t>。</w:t>
+      </w:r>
+      <w:r>
+        <w:rPr>
+          <w:lang w:val="zh_TW" w:bidi="zh_TW"/>
+        </w:rPr>
+        <w:t>正如早期先知所預言的，神已將祂的子民帶回故土</w:t>
+      </w:r>
+      <w:r>
+        <w:rPr>
+          <w:lang w:val="zh_TW" w:bidi="zh_TW"/>
+        </w:rPr>
+        <w:t>。</w:t>
+      </w:r>
+      <w:r>
+        <w:rPr>
+          <w:lang w:val="zh_TW" w:bidi="zh_TW"/>
+        </w:rPr>
+        <w:t>然而，百姓必須專注於自己的屬靈狀況，才能避免更多問題出現。</w:t>
+      </w:r>
+      <w:r>
+        <w:rPr>
+          <w:lang w:val="zh_TW" w:bidi="zh_TW"/>
+        </w:rPr>
+        <w:t>那段時期人違背神的危機，突顯耶和華所差遣的「僕人」必須臨到（見</w:t>
       </w:r>
       <w:hyperlink r:id="rId17">
         <w:r>
@@ -339,14 +382,40 @@
             <w:color w:val="0000EE"/>
             <w:u w:val="single"/>
           </w:rPr>
-          <w:t>出20:21</w:t>
+          <w:t>該2:23</w:t>
         </w:r>
       </w:hyperlink>
       <w:r>
         <w:rPr>
           <w:lang w:val="zh_TW" w:bidi="zh_TW"/>
         </w:rPr>
-        <w:t>；</w:t>
+        <w:t>）。</w:t>
+      </w:r>
+    </w:p>
+    <w:p>
+      <w:pPr/>
+      <w:r>
+        <w:rPr>
+          <w:lang w:val="zh_TW" w:bidi="zh_TW"/>
+        </w:rPr>
+      </w:r>
+      <w:r>
+        <w:rPr>
+          <w:lang w:val="zh_TW" w:bidi="zh_TW"/>
+        </w:rPr>
+        <w:t>這位僕人起初指的是所羅巴伯（Zerubbabel），但後來被指是彌賽亞（神所揀選的那一位）。</w:t>
+      </w:r>
+      <w:r>
+        <w:rPr>
+          <w:lang w:val="zh_TW" w:bidi="zh_TW"/>
+        </w:rPr>
+        <w:t>一位公義的牧者君王即將來臨</w:t>
+      </w:r>
+      <w:r>
+        <w:rPr>
+          <w:lang w:val="zh_TW" w:bidi="zh_TW"/>
+        </w:rPr>
+        <w:t>（</w:t>
       </w:r>
       <w:hyperlink r:id="rId18">
         <w:r>
@@ -357,9 +426,15 @@
             <w:color w:val="0000EE"/>
             <w:u w:val="single"/>
           </w:rPr>
-          <w:t>申4:11，</w:t>
+          <w:t>亞9:9</w:t>
         </w:r>
       </w:hyperlink>
+      <w:r>
+        <w:rPr>
+          <w:lang w:val="zh_TW" w:bidi="zh_TW"/>
+        </w:rPr>
+        <w:t>；另見</w:t>
+      </w:r>
       <w:hyperlink r:id="rId19">
         <w:r>
           <w:rPr>
@@ -369,14 +444,37 @@
             <w:color w:val="0000EE"/>
             <w:u w:val="single"/>
           </w:rPr>
-          <w:t>5:23</w:t>
+          <w:t>瑪3:1</w:t>
         </w:r>
       </w:hyperlink>
       <w:r>
         <w:rPr>
           <w:lang w:val="zh_TW" w:bidi="zh_TW"/>
         </w:rPr>
-        <w:t>；</w:t>
+        <w:t>）。神將以明顯的方式再次同在，神要恢復衪的創造，並且萬國萬民都要敬拜耶和華。</w:t>
+      </w:r>
+    </w:p>
+    <w:p>
+      <w:pPr/>
+      <w:r>
+        <w:rPr>
+          <w:lang w:val="zh_TW" w:bidi="zh_TW"/>
+        </w:rPr>
+      </w:r>
+      <w:r>
+        <w:rPr>
+          <w:u w:val="single"/>
+          <w:lang w:val="zh_TW" w:bidi="zh_TW"/>
+        </w:rPr>
+        <w:t>進深研究的經文段落</w:t>
+      </w:r>
+    </w:p>
+    <w:p>
+      <w:pPr/>
+      <w:r>
+        <w:rPr>
+          <w:lang w:val="zh_TW" w:bidi="zh_TW"/>
+        </w:rPr>
       </w:r>
       <w:hyperlink r:id="rId20">
         <w:r>
@@ -387,7 +485,7 @@
             <w:color w:val="0000EE"/>
             <w:u w:val="single"/>
           </w:rPr>
-          <w:t>撒下22:12</w:t>
+          <w:t>申30:2–4</w:t>
         </w:r>
       </w:hyperlink>
       <w:r>
@@ -405,9 +503,15 @@
             <w:color w:val="0000EE"/>
             <w:u w:val="single"/>
           </w:rPr>
-          <w:t>詩篇18:11，</w:t>
+          <w:t>詩22:27</w:t>
         </w:r>
       </w:hyperlink>
+      <w:r>
+        <w:rPr>
+          <w:lang w:val="zh_TW" w:bidi="zh_TW"/>
+        </w:rPr>
+        <w:t>；</w:t>
+      </w:r>
       <w:hyperlink r:id="rId22">
         <w:r>
           <w:rPr>
@@ -417,14 +521,14 @@
             <w:color w:val="0000EE"/>
             <w:u w:val="single"/>
           </w:rPr>
-          <w:t>97:2</w:t>
+          <w:t>賽11:9–12:6</w:t>
         </w:r>
       </w:hyperlink>
       <w:r>
         <w:rPr>
           <w:lang w:val="zh_TW" w:bidi="zh_TW"/>
         </w:rPr>
-        <w:t>），祂住在幽暗之中（</w:t>
+        <w:t>，</w:t>
       </w:r>
       <w:hyperlink r:id="rId23">
         <w:r>
@@ -435,14 +539,14 @@
             <w:color w:val="0000EE"/>
             <w:u w:val="single"/>
           </w:rPr>
-          <w:t>王上8:12</w:t>
+          <w:t>44:22</w:t>
         </w:r>
       </w:hyperlink>
       <w:r>
         <w:rPr>
           <w:lang w:val="zh_TW" w:bidi="zh_TW"/>
         </w:rPr>
-        <w:t>及其平行經文</w:t>
+        <w:t>，</w:t>
       </w:r>
       <w:hyperlink r:id="rId24">
         <w:r>
@@ -453,14 +557,14 @@
             <w:color w:val="0000EE"/>
             <w:u w:val="single"/>
           </w:rPr>
-          <w:t>代下6:1</w:t>
+          <w:t>26–28</w:t>
         </w:r>
       </w:hyperlink>
       <w:r>
         <w:rPr>
           <w:lang w:val="zh_TW" w:bidi="zh_TW"/>
         </w:rPr>
-        <w:t>），祂腳下有幽暗（</w:t>
+        <w:t>，</w:t>
       </w:r>
       <w:hyperlink r:id="rId25">
         <w:r>
@@ -471,21 +575,14 @@
             <w:color w:val="0000EE"/>
             <w:u w:val="single"/>
           </w:rPr>
-          <w:t>撒下22:10</w:t>
+          <w:t>61:6–7</w:t>
         </w:r>
       </w:hyperlink>
       <w:r>
         <w:rPr>
-          <w:i/>
-          <w:lang w:val="zh_TW" w:bidi="zh_TW"/>
-        </w:rPr>
-        <w:t xml:space="preserve"> </w:t>
-      </w:r>
-      <w:r>
-        <w:rPr>
-          <w:lang w:val="zh_TW" w:bidi="zh_TW"/>
-        </w:rPr>
-        <w:t>及其平行經文</w:t>
+          <w:lang w:val="zh_TW" w:bidi="zh_TW"/>
+        </w:rPr>
+        <w:t>；</w:t>
       </w:r>
       <w:hyperlink r:id="rId26">
         <w:r>
@@ -496,28 +593,14 @@
             <w:color w:val="0000EE"/>
             <w:u w:val="single"/>
           </w:rPr>
-          <w:t>詩18:9</w:t>
+          <w:t>耶24:4–7</w:t>
         </w:r>
       </w:hyperlink>
       <w:r>
         <w:rPr>
           <w:lang w:val="zh_TW" w:bidi="zh_TW"/>
         </w:rPr>
-        <w:t>）。這象徵人只可以從神的啟示來認識祂。</w:t>
-      </w:r>
-    </w:p>
-    <w:p>
-      <w:pPr/>
-      <w:r>
-        <w:rPr>
-          <w:lang w:val="zh_TW" w:bidi="zh_TW"/>
-        </w:rPr>
-      </w:r>
-      <w:r>
-        <w:rPr>
-          <w:lang w:val="zh_TW" w:bidi="zh_TW"/>
-        </w:rPr>
-        <w:t>黑暗也常象徵困苦與憂慮，或是惡人所經歷的混亂與毀滅（</w:t>
+        <w:t>；</w:t>
       </w:r>
       <w:hyperlink r:id="rId27">
         <w:r>
@@ -528,7 +611,7 @@
             <w:color w:val="0000EE"/>
             <w:u w:val="single"/>
           </w:rPr>
-          <w:t>創15:12</w:t>
+          <w:t>摩4:6–12</w:t>
         </w:r>
       </w:hyperlink>
       <w:r>
@@ -546,9 +629,33 @@
             <w:color w:val="0000EE"/>
             <w:u w:val="single"/>
           </w:rPr>
-          <w:t>伯12:25，</w:t>
+          <w:t>該1:7–15</w:t>
         </w:r>
       </w:hyperlink>
+      <w:r>
+        <w:rPr>
+          <w:lang w:val="zh_TW" w:bidi="zh_TW"/>
+        </w:rPr>
+        <w:t>；</w:t>
+      </w:r>
+      <w:hyperlink r:id="rId18">
+        <w:r>
+          <w:rPr>
+            <w:lang w:val="zh_TW" w:bidi="zh_TW"/>
+          </w:rPr>
+          <w:rPr>
+            <w:color w:val="0000EE"/>
+            <w:u w:val="single"/>
+          </w:rPr>
+          <w:t>亞9:9</w:t>
+        </w:r>
+      </w:hyperlink>
+      <w:r>
+        <w:rPr>
+          <w:lang w:val="zh_TW" w:bidi="zh_TW"/>
+        </w:rPr>
+        <w:t>，</w:t>
+      </w:r>
       <w:hyperlink r:id="rId29">
         <w:r>
           <w:rPr>
@@ -558,7 +665,7 @@
             <w:color w:val="0000EE"/>
             <w:u w:val="single"/>
           </w:rPr>
-          <w:t>19:8</w:t>
+          <w:t>14:9</w:t>
         </w:r>
       </w:hyperlink>
       <w:r>
@@ -567,7 +674,7 @@
         </w:rPr>
         <w:t>；</w:t>
       </w:r>
-      <w:hyperlink r:id="rId30">
+      <w:hyperlink r:id="rId19">
         <w:r>
           <w:rPr>
             <w:lang w:val="zh_TW" w:bidi="zh_TW"/>
@@ -576,2205 +683,7 @@
             <w:color w:val="0000EE"/>
             <w:u w:val="single"/>
           </w:rPr>
-          <w:t>詩35:6，</w:t>
-        </w:r>
-      </w:hyperlink>
-      <w:hyperlink r:id="rId31">
-        <w:r>
-          <w:rPr>
-            <w:lang w:val="zh_TW" w:bidi="zh_TW"/>
-          </w:rPr>
-          <w:rPr>
-            <w:color w:val="0000EE"/>
-            <w:u w:val="single"/>
-          </w:rPr>
-          <w:t>107:10</w:t>
-        </w:r>
-      </w:hyperlink>
-      <w:r>
-        <w:rPr>
-          <w:lang w:val="zh_TW" w:bidi="zh_TW"/>
-        </w:rPr>
-        <w:t>、</w:t>
-      </w:r>
-      <w:hyperlink r:id="rId32">
-        <w:r>
-          <w:rPr>
-            <w:lang w:val="zh_TW" w:bidi="zh_TW"/>
-          </w:rPr>
-          <w:rPr>
-            <w:color w:val="0000EE"/>
-            <w:u w:val="single"/>
-          </w:rPr>
-          <w:t>14</w:t>
-        </w:r>
-      </w:hyperlink>
-      <w:r>
-        <w:rPr>
-          <w:lang w:val="zh_TW" w:bidi="zh_TW"/>
-        </w:rPr>
-        <w:t>；</w:t>
-      </w:r>
-      <w:hyperlink r:id="rId33">
-        <w:r>
-          <w:rPr>
-            <w:lang w:val="zh_TW" w:bidi="zh_TW"/>
-          </w:rPr>
-          <w:rPr>
-            <w:color w:val="0000EE"/>
-            <w:u w:val="single"/>
-          </w:rPr>
-          <w:t>傳5:17</w:t>
-        </w:r>
-      </w:hyperlink>
-      <w:r>
-        <w:rPr>
-          <w:lang w:val="zh_TW" w:bidi="zh_TW"/>
-        </w:rPr>
-        <w:t>；</w:t>
-      </w:r>
-      <w:hyperlink r:id="rId34">
-        <w:r>
-          <w:rPr>
-            <w:lang w:val="zh_TW" w:bidi="zh_TW"/>
-          </w:rPr>
-          <w:rPr>
-            <w:color w:val="0000EE"/>
-            <w:u w:val="single"/>
-          </w:rPr>
-          <w:t>賽5:30</w:t>
-        </w:r>
-      </w:hyperlink>
-      <w:r>
-        <w:rPr>
-          <w:lang w:val="zh_TW" w:bidi="zh_TW"/>
-        </w:rPr>
-        <w:t>）。</w:t>
-      </w:r>
-    </w:p>
-    <w:p>
-      <w:pPr/>
-      <w:r>
-        <w:rPr>
-          <w:lang w:val="zh_TW" w:bidi="zh_TW"/>
-        </w:rPr>
-      </w:r>
-      <w:r>
-        <w:rPr>
-          <w:lang w:val="zh_TW" w:bidi="zh_TW"/>
-        </w:rPr>
-        <w:t>對約伯而言，黑暗代表虛空（</w:t>
-      </w:r>
-      <w:hyperlink r:id="rId35">
-        <w:r>
-          <w:rPr>
-            <w:lang w:val="zh_TW" w:bidi="zh_TW"/>
-          </w:rPr>
-          <w:rPr>
-            <w:color w:val="0000EE"/>
-            <w:u w:val="single"/>
-          </w:rPr>
-          <w:t>伯3:4–6</w:t>
-        </w:r>
-      </w:hyperlink>
-      <w:r>
-        <w:rPr>
-          <w:lang w:val="zh_TW" w:bidi="zh_TW"/>
-        </w:rPr>
-        <w:t>），也象徵死亡，那是一個充滿陰影和幽暗的地界，遠離光明，是死人所居之地（</w:t>
-      </w:r>
-      <w:hyperlink r:id="rId36">
-        <w:r>
-          <w:rPr>
-            <w:lang w:val="zh_TW" w:bidi="zh_TW"/>
-          </w:rPr>
-          <w:rPr>
-            <w:color w:val="0000EE"/>
-            <w:u w:val="single"/>
-          </w:rPr>
-          <w:t>伯10:21–22，</w:t>
-        </w:r>
-      </w:hyperlink>
-      <w:hyperlink r:id="rId37">
-        <w:r>
-          <w:rPr>
-            <w:lang w:val="zh_TW" w:bidi="zh_TW"/>
-          </w:rPr>
-          <w:rPr>
-            <w:color w:val="0000EE"/>
-            <w:u w:val="single"/>
-          </w:rPr>
-          <w:t>17:12–13</w:t>
-        </w:r>
-      </w:hyperlink>
-      <w:r>
-        <w:rPr>
-          <w:lang w:val="zh_TW" w:bidi="zh_TW"/>
-        </w:rPr>
-        <w:t>；</w:t>
-      </w:r>
-      <w:hyperlink r:id="rId38">
-        <w:r>
-          <w:rPr>
-            <w:lang w:val="zh_TW" w:bidi="zh_TW"/>
-          </w:rPr>
-          <w:rPr>
-            <w:color w:val="0000EE"/>
-            <w:u w:val="single"/>
-          </w:rPr>
-          <w:t>傳6:4</w:t>
-        </w:r>
-      </w:hyperlink>
-      <w:r>
-        <w:rPr>
-          <w:lang w:val="zh_TW" w:bidi="zh_TW"/>
-        </w:rPr>
-        <w:t>）。</w:t>
-      </w:r>
-    </w:p>
-    <w:p>
-      <w:pPr/>
-      <w:r>
-        <w:rPr>
-          <w:lang w:val="zh_TW" w:bidi="zh_TW"/>
-        </w:rPr>
-      </w:r>
-      <w:r>
-        <w:rPr>
-          <w:lang w:val="zh_TW" w:bidi="zh_TW"/>
-        </w:rPr>
-        <w:t>邪惡的事通常發生在黑暗中（</w:t>
-      </w:r>
-      <w:hyperlink r:id="rId39">
-        <w:r>
-          <w:rPr>
-            <w:lang w:val="zh_TW" w:bidi="zh_TW"/>
-          </w:rPr>
-          <w:rPr>
-            <w:color w:val="0000EE"/>
-            <w:u w:val="single"/>
-          </w:rPr>
-          <w:t>伯24:16–17</w:t>
-        </w:r>
-      </w:hyperlink>
-      <w:r>
-        <w:rPr>
-          <w:lang w:val="zh_TW" w:bidi="zh_TW"/>
-        </w:rPr>
-        <w:t>），但黑暗不能遮蔽神的眼目（</w:t>
-      </w:r>
-      <w:hyperlink r:id="rId40">
-        <w:r>
-          <w:rPr>
-            <w:lang w:val="zh_TW" w:bidi="zh_TW"/>
-          </w:rPr>
-          <w:rPr>
-            <w:color w:val="0000EE"/>
-            <w:u w:val="single"/>
-          </w:rPr>
-          <w:t>詩139:11–12</w:t>
-        </w:r>
-      </w:hyperlink>
-      <w:r>
-        <w:rPr>
-          <w:lang w:val="zh_TW" w:bidi="zh_TW"/>
-        </w:rPr>
-        <w:t>；</w:t>
-      </w:r>
-      <w:hyperlink r:id="rId41">
-        <w:r>
-          <w:rPr>
-            <w:lang w:val="zh_TW" w:bidi="zh_TW"/>
-          </w:rPr>
-          <w:rPr>
-            <w:color w:val="0000EE"/>
-            <w:u w:val="single"/>
-          </w:rPr>
-          <w:t>賽29:15–16</w:t>
-        </w:r>
-      </w:hyperlink>
-      <w:r>
-        <w:rPr>
-          <w:lang w:val="zh_TW" w:bidi="zh_TW"/>
-        </w:rPr>
-        <w:t>）。黑暗也象徵不認識神旨意。認識神是「光」，所以不認識祂就是「黑暗」（</w:t>
-      </w:r>
-      <w:hyperlink r:id="rId42">
-        <w:r>
-          <w:rPr>
-            <w:lang w:val="zh_TW" w:bidi="zh_TW"/>
-          </w:rPr>
-          <w:rPr>
-            <w:color w:val="0000EE"/>
-            <w:u w:val="single"/>
-          </w:rPr>
-          <w:t>伯12:24–25</w:t>
-        </w:r>
-      </w:hyperlink>
-      <w:r>
-        <w:rPr>
-          <w:lang w:val="zh_TW" w:bidi="zh_TW"/>
-        </w:rPr>
-        <w:t>；</w:t>
-      </w:r>
-      <w:hyperlink r:id="rId43">
-        <w:r>
-          <w:rPr>
-            <w:lang w:val="zh_TW" w:bidi="zh_TW"/>
-          </w:rPr>
-          <w:rPr>
-            <w:color w:val="0000EE"/>
-            <w:u w:val="single"/>
-          </w:rPr>
-          <w:t>太4:16</w:t>
-        </w:r>
-      </w:hyperlink>
-      <w:r>
-        <w:rPr>
-          <w:lang w:val="zh_TW" w:bidi="zh_TW"/>
-        </w:rPr>
-        <w:t>；</w:t>
-      </w:r>
-      <w:hyperlink r:id="rId44">
-        <w:r>
-          <w:rPr>
-            <w:lang w:val="zh_TW" w:bidi="zh_TW"/>
-          </w:rPr>
-          <w:rPr>
-            <w:color w:val="0000EE"/>
-            <w:u w:val="single"/>
-          </w:rPr>
-          <w:t>約1:5，</w:t>
-        </w:r>
-      </w:hyperlink>
-      <w:hyperlink r:id="rId45">
-        <w:r>
-          <w:rPr>
-            <w:lang w:val="zh_TW" w:bidi="zh_TW"/>
-          </w:rPr>
-          <w:rPr>
-            <w:color w:val="0000EE"/>
-            <w:u w:val="single"/>
-          </w:rPr>
-          <w:t>8:12，</w:t>
-        </w:r>
-      </w:hyperlink>
-      <w:hyperlink r:id="rId46">
-        <w:r>
-          <w:rPr>
-            <w:lang w:val="zh_TW" w:bidi="zh_TW"/>
-          </w:rPr>
-          <w:rPr>
-            <w:color w:val="0000EE"/>
-            <w:u w:val="single"/>
-          </w:rPr>
-          <w:t>12:35、</w:t>
-        </w:r>
-      </w:hyperlink>
-      <w:hyperlink r:id="rId47">
-        <w:r>
-          <w:rPr>
-            <w:lang w:val="zh_TW" w:bidi="zh_TW"/>
-          </w:rPr>
-          <w:rPr>
-            <w:color w:val="0000EE"/>
-            <w:u w:val="single"/>
-          </w:rPr>
-          <w:t>46</w:t>
-        </w:r>
-      </w:hyperlink>
-      <w:r>
-        <w:rPr>
-          <w:lang w:val="zh_TW" w:bidi="zh_TW"/>
-        </w:rPr>
-        <w:t>；</w:t>
-      </w:r>
-      <w:hyperlink r:id="rId48">
-        <w:r>
-          <w:rPr>
-            <w:lang w:val="zh_TW" w:bidi="zh_TW"/>
-          </w:rPr>
-          <w:rPr>
-            <w:color w:val="0000EE"/>
-            <w:u w:val="single"/>
-          </w:rPr>
-          <w:t>約一1:5，</w:t>
-        </w:r>
-      </w:hyperlink>
-      <w:hyperlink r:id="rId49">
-        <w:r>
-          <w:rPr>
-            <w:lang w:val="zh_TW" w:bidi="zh_TW"/>
-          </w:rPr>
-          <w:rPr>
-            <w:color w:val="0000EE"/>
-            <w:u w:val="single"/>
-          </w:rPr>
-          <w:t>2:8–9、</w:t>
-        </w:r>
-      </w:hyperlink>
-      <w:hyperlink r:id="rId50">
-        <w:r>
-          <w:rPr>
-            <w:lang w:val="zh_TW" w:bidi="zh_TW"/>
-          </w:rPr>
-          <w:rPr>
-            <w:color w:val="0000EE"/>
-            <w:u w:val="single"/>
-          </w:rPr>
-          <w:t>11</w:t>
-        </w:r>
-      </w:hyperlink>
-      <w:r>
-        <w:rPr>
-          <w:lang w:val="zh_TW" w:bidi="zh_TW"/>
-        </w:rPr>
-        <w:t>）。</w:t>
-      </w:r>
-    </w:p>
-    <w:p>
-      <w:pPr/>
-      <w:r>
-        <w:rPr>
-          <w:lang w:val="zh_TW" w:bidi="zh_TW"/>
-        </w:rPr>
-      </w:r>
-      <w:r>
-        <w:rPr>
-          <w:lang w:val="zh_TW" w:bidi="zh_TW"/>
-        </w:rPr>
-        <w:t>聖經常用「黑暗」來形容邪惡的生活方式（</w:t>
-      </w:r>
-      <w:hyperlink r:id="rId51">
-        <w:r>
-          <w:rPr>
-            <w:lang w:val="zh_TW" w:bidi="zh_TW"/>
-          </w:rPr>
-          <w:rPr>
-            <w:color w:val="0000EE"/>
-            <w:u w:val="single"/>
-          </w:rPr>
-          <w:t>箴2:13</w:t>
-        </w:r>
-      </w:hyperlink>
-      <w:r>
-        <w:rPr>
-          <w:lang w:val="zh_TW" w:bidi="zh_TW"/>
-        </w:rPr>
-        <w:t>，</w:t>
-      </w:r>
-      <w:hyperlink r:id="rId52">
-        <w:r>
-          <w:rPr>
-            <w:lang w:val="zh_TW" w:bidi="zh_TW"/>
-          </w:rPr>
-          <w:rPr>
-            <w:color w:val="0000EE"/>
-            <w:u w:val="single"/>
-          </w:rPr>
-          <w:t>4:19</w:t>
-        </w:r>
-      </w:hyperlink>
-      <w:r>
-        <w:rPr>
-          <w:lang w:val="zh_TW" w:bidi="zh_TW"/>
-        </w:rPr>
-        <w:t>；</w:t>
-      </w:r>
-      <w:hyperlink r:id="rId53">
-        <w:r>
-          <w:rPr>
-            <w:lang w:val="zh_TW" w:bidi="zh_TW"/>
-          </w:rPr>
-          <w:rPr>
-            <w:color w:val="0000EE"/>
-            <w:u w:val="single"/>
-          </w:rPr>
-          <w:t>賽5:20</w:t>
-        </w:r>
-      </w:hyperlink>
-      <w:r>
-        <w:rPr>
-          <w:lang w:val="zh_TW" w:bidi="zh_TW"/>
-        </w:rPr>
-        <w:t>，</w:t>
-      </w:r>
-      <w:hyperlink r:id="rId54">
-        <w:r>
-          <w:rPr>
-            <w:lang w:val="zh_TW" w:bidi="zh_TW"/>
-          </w:rPr>
-          <w:rPr>
-            <w:color w:val="0000EE"/>
-            <w:u w:val="single"/>
-          </w:rPr>
-          <w:t>60:2</w:t>
-        </w:r>
-      </w:hyperlink>
-      <w:r>
-        <w:rPr>
-          <w:lang w:val="zh_TW" w:bidi="zh_TW"/>
-        </w:rPr>
-        <w:t>）。在新約聖經中，黑暗也象徵屬靈上的愚昧無知（</w:t>
-      </w:r>
-      <w:hyperlink r:id="rId43">
-        <w:r>
-          <w:rPr>
-            <w:lang w:val="zh_TW" w:bidi="zh_TW"/>
-          </w:rPr>
-          <w:rPr>
-            <w:color w:val="0000EE"/>
-            <w:u w:val="single"/>
-          </w:rPr>
-          <w:t>太4:16</w:t>
-        </w:r>
-      </w:hyperlink>
-      <w:r>
-        <w:rPr>
-          <w:lang w:val="zh_TW" w:bidi="zh_TW"/>
-        </w:rPr>
-        <w:t>，</w:t>
-      </w:r>
-      <w:hyperlink r:id="rId55">
-        <w:r>
-          <w:rPr>
-            <w:lang w:val="zh_TW" w:bidi="zh_TW"/>
-          </w:rPr>
-          <w:rPr>
-            <w:color w:val="0000EE"/>
-            <w:u w:val="single"/>
-          </w:rPr>
-          <w:t>6:23</w:t>
-        </w:r>
-      </w:hyperlink>
-      <w:r>
-        <w:rPr>
-          <w:lang w:val="zh_TW" w:bidi="zh_TW"/>
-        </w:rPr>
-        <w:t>；</w:t>
-      </w:r>
-      <w:hyperlink r:id="rId56">
-        <w:r>
-          <w:rPr>
-            <w:lang w:val="zh_TW" w:bidi="zh_TW"/>
-          </w:rPr>
-          <w:rPr>
-            <w:color w:val="0000EE"/>
-            <w:u w:val="single"/>
-          </w:rPr>
-          <w:t>路1:79</w:t>
-        </w:r>
-      </w:hyperlink>
-      <w:r>
-        <w:rPr>
-          <w:lang w:val="zh_TW" w:bidi="zh_TW"/>
-        </w:rPr>
-        <w:t>，</w:t>
-      </w:r>
-      <w:hyperlink r:id="rId57">
-        <w:r>
-          <w:rPr>
-            <w:lang w:val="zh_TW" w:bidi="zh_TW"/>
-          </w:rPr>
-          <w:rPr>
-            <w:color w:val="0000EE"/>
-            <w:u w:val="single"/>
-          </w:rPr>
-          <w:t>11:35</w:t>
-        </w:r>
-      </w:hyperlink>
-      <w:r>
-        <w:rPr>
-          <w:lang w:val="zh_TW" w:bidi="zh_TW"/>
-        </w:rPr>
-        <w:t>；</w:t>
-      </w:r>
-      <w:hyperlink r:id="rId58">
-        <w:r>
-          <w:rPr>
-            <w:lang w:val="zh_TW" w:bidi="zh_TW"/>
-          </w:rPr>
-          <w:rPr>
-            <w:color w:val="0000EE"/>
-            <w:u w:val="single"/>
-          </w:rPr>
-          <w:t>羅2:19</w:t>
-        </w:r>
-      </w:hyperlink>
-      <w:r>
-        <w:rPr>
-          <w:lang w:val="zh_TW" w:bidi="zh_TW"/>
-        </w:rPr>
-        <w:t>；</w:t>
-      </w:r>
-      <w:hyperlink r:id="rId59">
-        <w:r>
-          <w:rPr>
-            <w:lang w:val="zh_TW" w:bidi="zh_TW"/>
-          </w:rPr>
-          <w:rPr>
-            <w:color w:val="0000EE"/>
-            <w:u w:val="single"/>
-          </w:rPr>
-          <w:t>西1:13</w:t>
-        </w:r>
-      </w:hyperlink>
-      <w:r>
-        <w:rPr>
-          <w:lang w:val="zh_TW" w:bidi="zh_TW"/>
-        </w:rPr>
-        <w:t>）。凡真正認識神的人，必離開黑暗（</w:t>
-      </w:r>
-      <w:hyperlink r:id="rId60">
-        <w:r>
-          <w:rPr>
-            <w:lang w:val="zh_TW" w:bidi="zh_TW"/>
-          </w:rPr>
-          <w:rPr>
-            <w:color w:val="0000EE"/>
-            <w:u w:val="single"/>
-          </w:rPr>
-          <w:t>賽9:2</w:t>
-        </w:r>
-      </w:hyperlink>
-      <w:r>
-        <w:rPr>
-          <w:lang w:val="zh_TW" w:bidi="zh_TW"/>
-        </w:rPr>
-        <w:t>）。</w:t>
-      </w:r>
-    </w:p>
-    <w:p>
-      <w:pPr/>
-      <w:r>
-        <w:rPr>
-          <w:lang w:val="zh_TW" w:bidi="zh_TW"/>
-        </w:rPr>
-      </w:r>
-      <w:r>
-        <w:rPr>
-          <w:lang w:val="zh_TW" w:bidi="zh_TW"/>
-        </w:rPr>
-        <w:t>舊約先知書中的一個重要主題是「耶和華的日子」，這一天常與黑暗相關（</w:t>
-      </w:r>
-      <w:hyperlink r:id="rId61">
-        <w:r>
-          <w:rPr>
-            <w:lang w:val="zh_TW" w:bidi="zh_TW"/>
-          </w:rPr>
-          <w:rPr>
-            <w:color w:val="0000EE"/>
-            <w:u w:val="single"/>
-          </w:rPr>
-          <w:t>結32:8</w:t>
-        </w:r>
-      </w:hyperlink>
-      <w:r>
-        <w:rPr>
-          <w:lang w:val="zh_TW" w:bidi="zh_TW"/>
-        </w:rPr>
-        <w:t>；</w:t>
-      </w:r>
-      <w:hyperlink r:id="rId62">
-        <w:r>
-          <w:rPr>
-            <w:lang w:val="zh_TW" w:bidi="zh_TW"/>
-          </w:rPr>
-          <w:rPr>
-            <w:color w:val="0000EE"/>
-            <w:u w:val="single"/>
-          </w:rPr>
-          <w:t>珥2:2</w:t>
-        </w:r>
-      </w:hyperlink>
-      <w:r>
-        <w:rPr>
-          <w:lang w:val="zh_TW" w:bidi="zh_TW"/>
-        </w:rPr>
-        <w:t>、</w:t>
-      </w:r>
-      <w:hyperlink r:id="rId63">
-        <w:r>
-          <w:rPr>
-            <w:lang w:val="zh_TW" w:bidi="zh_TW"/>
-          </w:rPr>
-          <w:rPr>
-            <w:color w:val="0000EE"/>
-            <w:u w:val="single"/>
-          </w:rPr>
-          <w:t>31</w:t>
-        </w:r>
-      </w:hyperlink>
-      <w:r>
-        <w:rPr>
-          <w:lang w:val="zh_TW" w:bidi="zh_TW"/>
-        </w:rPr>
-        <w:t>；</w:t>
-      </w:r>
-      <w:hyperlink r:id="rId64">
-        <w:r>
-          <w:rPr>
-            <w:lang w:val="zh_TW" w:bidi="zh_TW"/>
-          </w:rPr>
-          <w:rPr>
-            <w:color w:val="0000EE"/>
-            <w:u w:val="single"/>
-          </w:rPr>
-          <w:t>摩5:18</w:t>
-        </w:r>
-      </w:hyperlink>
-      <w:r>
-        <w:rPr>
-          <w:lang w:val="zh_TW" w:bidi="zh_TW"/>
-        </w:rPr>
-        <w:t>、</w:t>
-      </w:r>
-      <w:hyperlink r:id="rId65">
-        <w:r>
-          <w:rPr>
-            <w:lang w:val="zh_TW" w:bidi="zh_TW"/>
-          </w:rPr>
-          <w:rPr>
-            <w:color w:val="0000EE"/>
-            <w:u w:val="single"/>
-          </w:rPr>
-          <w:t>20</w:t>
-        </w:r>
-      </w:hyperlink>
-      <w:r>
-        <w:rPr>
-          <w:lang w:val="zh_TW" w:bidi="zh_TW"/>
-        </w:rPr>
-        <w:t>；</w:t>
-      </w:r>
-      <w:hyperlink r:id="rId66">
-        <w:r>
-          <w:rPr>
-            <w:lang w:val="zh_TW" w:bidi="zh_TW"/>
-          </w:rPr>
-          <w:rPr>
-            <w:color w:val="0000EE"/>
-            <w:u w:val="single"/>
-          </w:rPr>
-          <w:t>番1:15</w:t>
-        </w:r>
-      </w:hyperlink>
-      <w:r>
-        <w:rPr>
-          <w:lang w:val="zh_TW" w:bidi="zh_TW"/>
-        </w:rPr>
-        <w:t>）。新約聖經也將黑暗與審判聯繫起來（</w:t>
-      </w:r>
-      <w:hyperlink r:id="rId67">
-        <w:r>
-          <w:rPr>
-            <w:lang w:val="zh_TW" w:bidi="zh_TW"/>
-          </w:rPr>
-          <w:rPr>
-            <w:color w:val="0000EE"/>
-            <w:u w:val="single"/>
-          </w:rPr>
-          <w:t>太8:12，</w:t>
-        </w:r>
-      </w:hyperlink>
-      <w:hyperlink r:id="rId68">
-        <w:r>
-          <w:rPr>
-            <w:lang w:val="zh_TW" w:bidi="zh_TW"/>
-          </w:rPr>
-          <w:rPr>
-            <w:color w:val="0000EE"/>
-            <w:u w:val="single"/>
-          </w:rPr>
-          <w:t>22:13，</w:t>
-        </w:r>
-      </w:hyperlink>
-      <w:hyperlink r:id="rId69">
-        <w:r>
-          <w:rPr>
-            <w:lang w:val="zh_TW" w:bidi="zh_TW"/>
-          </w:rPr>
-          <w:rPr>
-            <w:color w:val="0000EE"/>
-            <w:u w:val="single"/>
-          </w:rPr>
-          <w:t>25:30</w:t>
-        </w:r>
-      </w:hyperlink>
-      <w:r>
-        <w:rPr>
-          <w:lang w:val="zh_TW" w:bidi="zh_TW"/>
-        </w:rPr>
-        <w:t>；</w:t>
-      </w:r>
-      <w:hyperlink r:id="rId70">
-        <w:r>
-          <w:rPr>
-            <w:lang w:val="zh_TW" w:bidi="zh_TW"/>
-          </w:rPr>
-          <w:rPr>
-            <w:color w:val="0000EE"/>
-            <w:u w:val="single"/>
-          </w:rPr>
-          <w:t>彼後2:17</w:t>
-        </w:r>
-      </w:hyperlink>
-      <w:r>
-        <w:rPr>
-          <w:lang w:val="zh_TW" w:bidi="zh_TW"/>
-        </w:rPr>
-        <w:t>；</w:t>
-      </w:r>
-      <w:hyperlink r:id="rId71">
-        <w:r>
-          <w:rPr>
-            <w:lang w:val="zh_TW" w:bidi="zh_TW"/>
-          </w:rPr>
-          <w:rPr>
-            <w:color w:val="0000EE"/>
-            <w:u w:val="single"/>
-          </w:rPr>
-          <w:t>猶1:6</w:t>
-        </w:r>
-      </w:hyperlink>
-      <w:r>
-        <w:rPr>
-          <w:lang w:val="zh_TW" w:bidi="zh_TW"/>
-        </w:rPr>
-        <w:t>、</w:t>
-      </w:r>
-      <w:hyperlink r:id="rId72">
-        <w:r>
-          <w:rPr>
-            <w:lang w:val="zh_TW" w:bidi="zh_TW"/>
-          </w:rPr>
-          <w:rPr>
-            <w:color w:val="0000EE"/>
-            <w:u w:val="single"/>
-          </w:rPr>
-          <w:t>13</w:t>
-        </w:r>
-      </w:hyperlink>
-      <w:r>
-        <w:rPr>
-          <w:lang w:val="zh_TW" w:bidi="zh_TW"/>
-        </w:rPr>
-        <w:t>）。</w:t>
-      </w:r>
-    </w:p>
-    <w:p>
-      <w:pPr>
-        <w:pStyle w:val="Heading3"/>
-      </w:pPr>
-      <w:r>
-        <w:rPr>
-          <w:lang w:val="zh_TW" w:bidi="zh_TW"/>
-        </w:rPr>
-        <w:t>光</w:t>
-      </w:r>
-    </w:p>
-    <w:p>
-      <w:pPr/>
-      <w:r>
-        <w:rPr>
-          <w:lang w:val="zh_TW" w:bidi="zh_TW"/>
-        </w:rPr>
-      </w:r>
-      <w:r>
-        <w:rPr>
-          <w:lang w:val="zh_TW" w:bidi="zh_TW"/>
-        </w:rPr>
-        <w:t>在創造天地之後，神所創造的第一樣東西就是光（</w:t>
-      </w:r>
-      <w:hyperlink r:id="rId73">
-        <w:r>
-          <w:rPr>
-            <w:lang w:val="zh_TW" w:bidi="zh_TW"/>
-          </w:rPr>
-          <w:rPr>
-            <w:color w:val="0000EE"/>
-            <w:u w:val="single"/>
-          </w:rPr>
-          <w:t>創1:3</w:t>
-        </w:r>
-      </w:hyperlink>
-      <w:r>
-        <w:rPr>
-          <w:lang w:val="zh_TW" w:bidi="zh_TW"/>
-        </w:rPr>
-        <w:t>；另見</w:t>
-      </w:r>
-      <w:hyperlink r:id="rId74">
-        <w:r>
-          <w:rPr>
-            <w:lang w:val="zh_TW" w:bidi="zh_TW"/>
-          </w:rPr>
-          <w:rPr>
-            <w:color w:val="0000EE"/>
-            <w:u w:val="single"/>
-          </w:rPr>
-          <w:t>1:16</w:t>
-        </w:r>
-      </w:hyperlink>
-      <w:r>
-        <w:rPr>
-          <w:lang w:val="zh_TW" w:bidi="zh_TW"/>
-        </w:rPr>
-        <w:t>）。因此，光自然象徵美好、良善和喜樂（</w:t>
-      </w:r>
-      <w:hyperlink r:id="rId75">
-        <w:r>
-          <w:rPr>
-            <w:lang w:val="zh_TW" w:bidi="zh_TW"/>
-          </w:rPr>
-          <w:rPr>
-            <w:color w:val="0000EE"/>
-            <w:u w:val="single"/>
-          </w:rPr>
-          <w:t>傳11:7</w:t>
-        </w:r>
-      </w:hyperlink>
-      <w:r>
-        <w:rPr>
-          <w:lang w:val="zh_TW" w:bidi="zh_TW"/>
-        </w:rPr>
-        <w:t>；</w:t>
-      </w:r>
-      <w:hyperlink r:id="rId76">
-        <w:r>
-          <w:rPr>
-            <w:lang w:val="zh_TW" w:bidi="zh_TW"/>
-          </w:rPr>
-          <w:rPr>
-            <w:color w:val="0000EE"/>
-            <w:u w:val="single"/>
-          </w:rPr>
-          <w:t>雅1:17</w:t>
-        </w:r>
-      </w:hyperlink>
-      <w:r>
-        <w:rPr>
-          <w:lang w:val="zh_TW" w:bidi="zh_TW"/>
-        </w:rPr>
-        <w:t>）。當以色列人出埃及時，神以雲柱和火柱為他們照明（</w:t>
-      </w:r>
-      <w:hyperlink r:id="rId77">
-        <w:r>
-          <w:rPr>
-            <w:lang w:val="zh_TW" w:bidi="zh_TW"/>
-          </w:rPr>
-          <w:rPr>
-            <w:color w:val="0000EE"/>
-            <w:u w:val="single"/>
-          </w:rPr>
-          <w:t>出13:21，</w:t>
-        </w:r>
-      </w:hyperlink>
-      <w:hyperlink r:id="rId78">
-        <w:r>
-          <w:rPr>
-            <w:lang w:val="zh_TW" w:bidi="zh_TW"/>
-          </w:rPr>
-          <w:rPr>
-            <w:color w:val="0000EE"/>
-            <w:u w:val="single"/>
-          </w:rPr>
-          <w:t>14:20</w:t>
-        </w:r>
-      </w:hyperlink>
-      <w:r>
-        <w:rPr>
-          <w:lang w:val="zh_TW" w:bidi="zh_TW"/>
-        </w:rPr>
-        <w:t>），引導他們走當行的路（</w:t>
-      </w:r>
-      <w:hyperlink r:id="rId79">
-        <w:r>
-          <w:rPr>
-            <w:lang w:val="zh_TW" w:bidi="zh_TW"/>
-          </w:rPr>
-          <w:rPr>
-            <w:color w:val="0000EE"/>
-            <w:u w:val="single"/>
-          </w:rPr>
-          <w:t>尼9:19</w:t>
-        </w:r>
-      </w:hyperlink>
-      <w:r>
-        <w:rPr>
-          <w:lang w:val="zh_TW" w:bidi="zh_TW"/>
-        </w:rPr>
-        <w:t>）。光也代表耶和華的賜福（</w:t>
-      </w:r>
-      <w:hyperlink r:id="rId80">
-        <w:r>
-          <w:rPr>
-            <w:lang w:val="zh_TW" w:bidi="zh_TW"/>
-          </w:rPr>
-          <w:rPr>
-            <w:color w:val="0000EE"/>
-            <w:u w:val="single"/>
-          </w:rPr>
-          <w:t>伯12:22，</w:t>
-        </w:r>
-      </w:hyperlink>
-      <w:hyperlink r:id="rId81">
-        <w:r>
-          <w:rPr>
-            <w:lang w:val="zh_TW" w:bidi="zh_TW"/>
-          </w:rPr>
-          <w:rPr>
-            <w:color w:val="0000EE"/>
-            <w:u w:val="single"/>
-          </w:rPr>
-          <w:t>29:2–3</w:t>
-        </w:r>
-      </w:hyperlink>
-      <w:r>
-        <w:rPr>
-          <w:lang w:val="zh_TW" w:bidi="zh_TW"/>
-        </w:rPr>
-        <w:t>；</w:t>
-      </w:r>
-      <w:hyperlink r:id="rId82">
-        <w:r>
-          <w:rPr>
-            <w:lang w:val="zh_TW" w:bidi="zh_TW"/>
-          </w:rPr>
-          <w:rPr>
-            <w:color w:val="0000EE"/>
-            <w:u w:val="single"/>
-          </w:rPr>
-          <w:t>詩4:6，</w:t>
-        </w:r>
-      </w:hyperlink>
-      <w:hyperlink r:id="rId83">
-        <w:r>
-          <w:rPr>
-            <w:lang w:val="zh_TW" w:bidi="zh_TW"/>
-          </w:rPr>
-          <w:rPr>
-            <w:color w:val="0000EE"/>
-            <w:u w:val="single"/>
-          </w:rPr>
-          <w:t>18:28，</w:t>
-        </w:r>
-      </w:hyperlink>
-      <w:hyperlink r:id="rId84">
-        <w:r>
-          <w:rPr>
-            <w:lang w:val="zh_TW" w:bidi="zh_TW"/>
-          </w:rPr>
-          <w:rPr>
-            <w:color w:val="0000EE"/>
-            <w:u w:val="single"/>
-          </w:rPr>
-          <w:t>44:3，</w:t>
-        </w:r>
-      </w:hyperlink>
-      <w:hyperlink r:id="rId85">
-        <w:r>
-          <w:rPr>
-            <w:lang w:val="zh_TW" w:bidi="zh_TW"/>
-          </w:rPr>
-          <w:rPr>
-            <w:color w:val="0000EE"/>
-            <w:u w:val="single"/>
-          </w:rPr>
-          <w:t>118:27</w:t>
-        </w:r>
-      </w:hyperlink>
-      <w:r>
-        <w:rPr>
-          <w:lang w:val="zh_TW" w:bidi="zh_TW"/>
-        </w:rPr>
-        <w:t>）。神的僕人可以透過順服神，引導他人歸向神，進而分享這光的祝福（</w:t>
-      </w:r>
-      <w:hyperlink r:id="rId86">
-        <w:r>
-          <w:rPr>
-            <w:lang w:val="zh_TW" w:bidi="zh_TW"/>
-          </w:rPr>
-          <w:rPr>
-            <w:color w:val="0000EE"/>
-            <w:u w:val="single"/>
-          </w:rPr>
-          <w:t>賽42:6，</w:t>
-        </w:r>
-      </w:hyperlink>
-      <w:hyperlink r:id="rId87">
-        <w:r>
-          <w:rPr>
-            <w:lang w:val="zh_TW" w:bidi="zh_TW"/>
-          </w:rPr>
-          <w:rPr>
-            <w:color w:val="0000EE"/>
-            <w:u w:val="single"/>
-          </w:rPr>
-          <w:t>49:6</w:t>
-        </w:r>
-      </w:hyperlink>
-      <w:r>
-        <w:rPr>
-          <w:lang w:val="zh_TW" w:bidi="zh_TW"/>
-        </w:rPr>
-        <w:t>）。此外，神的光能顯露人的罪，並帶來公義（</w:t>
-      </w:r>
-      <w:hyperlink r:id="rId88">
-        <w:r>
-          <w:rPr>
-            <w:lang w:val="zh_TW" w:bidi="zh_TW"/>
-          </w:rPr>
-          <w:rPr>
-            <w:color w:val="0000EE"/>
-            <w:u w:val="single"/>
-          </w:rPr>
-          <w:t>詩90:8</w:t>
-        </w:r>
-      </w:hyperlink>
-      <w:r>
-        <w:rPr>
-          <w:lang w:val="zh_TW" w:bidi="zh_TW"/>
-        </w:rPr>
-        <w:t>；</w:t>
-      </w:r>
-      <w:hyperlink r:id="rId89">
-        <w:r>
-          <w:rPr>
-            <w:lang w:val="zh_TW" w:bidi="zh_TW"/>
-          </w:rPr>
-          <w:rPr>
-            <w:color w:val="0000EE"/>
-            <w:u w:val="single"/>
-          </w:rPr>
-          <w:t>賽51:4</w:t>
-        </w:r>
-      </w:hyperlink>
-      <w:r>
-        <w:rPr>
-          <w:lang w:val="zh_TW" w:bidi="zh_TW"/>
-        </w:rPr>
-        <w:t>）。</w:t>
-      </w:r>
-    </w:p>
-    <w:p>
-      <w:pPr/>
-      <w:r>
-        <w:rPr>
-          <w:lang w:val="zh_TW" w:bidi="zh_TW"/>
-        </w:rPr>
-      </w:r>
-      <w:r>
-        <w:rPr>
-          <w:lang w:val="zh_TW" w:bidi="zh_TW"/>
-        </w:rPr>
-        <w:t>聖經將神描述為光 （</w:t>
-      </w:r>
-      <w:hyperlink r:id="rId90">
-        <w:r>
-          <w:rPr>
-            <w:lang w:val="zh_TW" w:bidi="zh_TW"/>
-          </w:rPr>
-          <w:rPr>
-            <w:color w:val="0000EE"/>
-            <w:u w:val="single"/>
-          </w:rPr>
-          <w:t>詩27:1</w:t>
-        </w:r>
-      </w:hyperlink>
-      <w:r>
-        <w:rPr>
-          <w:lang w:val="zh_TW" w:bidi="zh_TW"/>
-        </w:rPr>
-        <w:t>；</w:t>
-      </w:r>
-      <w:hyperlink r:id="rId91">
-        <w:r>
-          <w:rPr>
-            <w:lang w:val="zh_TW" w:bidi="zh_TW"/>
-          </w:rPr>
-          <w:rPr>
-            <w:color w:val="0000EE"/>
-            <w:u w:val="single"/>
-          </w:rPr>
-          <w:t>賽60:19–20</w:t>
-        </w:r>
-      </w:hyperlink>
-      <w:r>
-        <w:rPr>
-          <w:lang w:val="zh_TW" w:bidi="zh_TW"/>
-        </w:rPr>
-        <w:t>；</w:t>
-      </w:r>
-      <w:hyperlink r:id="rId92">
-        <w:r>
-          <w:rPr>
-            <w:lang w:val="zh_TW" w:bidi="zh_TW"/>
-          </w:rPr>
-          <w:rPr>
-            <w:color w:val="0000EE"/>
-            <w:u w:val="single"/>
-          </w:rPr>
-          <w:t>但2:22</w:t>
-        </w:r>
-      </w:hyperlink>
-      <w:r>
-        <w:rPr>
-          <w:lang w:val="zh_TW" w:bidi="zh_TW"/>
-        </w:rPr>
-        <w:t>；</w:t>
-      </w:r>
-      <w:hyperlink r:id="rId48">
-        <w:r>
-          <w:rPr>
-            <w:lang w:val="zh_TW" w:bidi="zh_TW"/>
-          </w:rPr>
-          <w:rPr>
-            <w:color w:val="0000EE"/>
-            <w:u w:val="single"/>
-          </w:rPr>
-          <w:t>約一1:5</w:t>
-        </w:r>
-      </w:hyperlink>
-      <w:r>
-        <w:rPr>
-          <w:lang w:val="zh_TW" w:bidi="zh_TW"/>
-        </w:rPr>
-        <w:t>），祂「住在人不能靠近的光裡」（見</w:t>
-      </w:r>
-      <w:hyperlink r:id="rId93">
-        <w:r>
-          <w:rPr>
-            <w:lang w:val="zh_TW" w:bidi="zh_TW"/>
-          </w:rPr>
-          <w:rPr>
-            <w:color w:val="0000EE"/>
-            <w:u w:val="single"/>
-          </w:rPr>
-          <w:t>提前6:16</w:t>
-        </w:r>
-      </w:hyperlink>
-      <w:r>
-        <w:rPr>
-          <w:lang w:val="zh_TW" w:bidi="zh_TW"/>
-        </w:rPr>
-        <w:t>）。然而，神親自引導祂的子民進入光中 （</w:t>
-      </w:r>
-      <w:hyperlink r:id="rId94">
-        <w:r>
-          <w:rPr>
-            <w:lang w:val="zh_TW" w:bidi="zh_TW"/>
-          </w:rPr>
-          <w:rPr>
-            <w:color w:val="0000EE"/>
-            <w:u w:val="single"/>
-          </w:rPr>
-          <w:t>彌7:8–9</w:t>
-        </w:r>
-      </w:hyperlink>
-      <w:r>
-        <w:rPr>
-          <w:lang w:val="zh_TW" w:bidi="zh_TW"/>
-        </w:rPr>
-        <w:t>；另見</w:t>
-      </w:r>
-      <w:hyperlink r:id="rId95">
-        <w:r>
-          <w:rPr>
-            <w:lang w:val="zh_TW" w:bidi="zh_TW"/>
-          </w:rPr>
-          <w:rPr>
-            <w:color w:val="0000EE"/>
-            <w:u w:val="single"/>
-          </w:rPr>
-          <w:t>約一1:7</w:t>
-        </w:r>
-      </w:hyperlink>
-      <w:r>
-        <w:rPr>
-          <w:lang w:val="zh_TW" w:bidi="zh_TW"/>
-        </w:rPr>
-        <w:t>）。</w:t>
-      </w:r>
-    </w:p>
-    <w:p>
-      <w:pPr/>
-      <w:r>
-        <w:rPr>
-          <w:lang w:val="zh_TW" w:bidi="zh_TW"/>
-        </w:rPr>
-      </w:r>
-      <w:r>
-        <w:rPr>
-          <w:lang w:val="zh_TW" w:bidi="zh_TW"/>
-        </w:rPr>
-        <w:t>耶穌說：「我是世界的光」（</w:t>
-      </w:r>
-      <w:hyperlink r:id="rId45">
-        <w:r>
-          <w:rPr>
-            <w:lang w:val="zh_TW" w:bidi="zh_TW"/>
-          </w:rPr>
-          <w:rPr>
-            <w:color w:val="0000EE"/>
-            <w:u w:val="single"/>
-          </w:rPr>
-          <w:t>約8:12，</w:t>
-        </w:r>
-      </w:hyperlink>
-      <w:hyperlink r:id="rId96">
-        <w:r>
-          <w:rPr>
-            <w:lang w:val="zh_TW" w:bidi="zh_TW"/>
-          </w:rPr>
-          <w:rPr>
-            <w:color w:val="0000EE"/>
-            <w:u w:val="single"/>
-          </w:rPr>
-          <w:t>9:5，</w:t>
-        </w:r>
-      </w:hyperlink>
-      <w:hyperlink r:id="rId47">
-        <w:r>
-          <w:rPr>
-            <w:lang w:val="zh_TW" w:bidi="zh_TW"/>
-          </w:rPr>
-          <w:rPr>
-            <w:color w:val="0000EE"/>
-            <w:u w:val="single"/>
-          </w:rPr>
-          <w:t>12:46</w:t>
-        </w:r>
-      </w:hyperlink>
-      <w:r>
-        <w:rPr>
-          <w:lang w:val="zh_TW" w:bidi="zh_TW"/>
-        </w:rPr>
-        <w:t>）。祂不僅傳達神的信息，祂本身就是那信息（</w:t>
-      </w:r>
-      <w:hyperlink r:id="rId97">
-        <w:r>
-          <w:rPr>
-            <w:lang w:val="zh_TW" w:bidi="zh_TW"/>
-          </w:rPr>
-          <w:rPr>
-            <w:color w:val="0000EE"/>
-            <w:u w:val="single"/>
-          </w:rPr>
-          <w:t>約1:1–10</w:t>
-        </w:r>
-      </w:hyperlink>
-      <w:r>
-        <w:rPr>
-          <w:lang w:val="zh_TW" w:bidi="zh_TW"/>
-        </w:rPr>
-        <w:t>）。凡接受祂話語並信靠祂的人，祂就賜給他們「權柄作神的兒女」（</w:t>
-      </w:r>
-      <w:hyperlink r:id="rId98">
-        <w:r>
-          <w:rPr>
-            <w:lang w:val="zh_TW" w:bidi="zh_TW"/>
-          </w:rPr>
-          <w:rPr>
-            <w:color w:val="0000EE"/>
-            <w:u w:val="single"/>
-          </w:rPr>
-          <w:t>約1:9–12</w:t>
-        </w:r>
-      </w:hyperlink>
-      <w:r>
-        <w:rPr>
-          <w:lang w:val="zh_TW" w:bidi="zh_TW"/>
-        </w:rPr>
-        <w:t>）。祂的光使他們在屬靈上得著光照，使他們認識神並得著救恩（</w:t>
-      </w:r>
-      <w:hyperlink r:id="rId43">
-        <w:r>
-          <w:rPr>
-            <w:lang w:val="zh_TW" w:bidi="zh_TW"/>
-          </w:rPr>
-          <w:rPr>
-            <w:color w:val="0000EE"/>
-            <w:u w:val="single"/>
-          </w:rPr>
-          <w:t>太4:16</w:t>
-        </w:r>
-      </w:hyperlink>
-      <w:r>
-        <w:rPr>
-          <w:lang w:val="zh_TW" w:bidi="zh_TW"/>
-        </w:rPr>
-        <w:t>；</w:t>
-      </w:r>
-      <w:hyperlink r:id="rId99">
-        <w:r>
-          <w:rPr>
-            <w:lang w:val="zh_TW" w:bidi="zh_TW"/>
-          </w:rPr>
-          <w:rPr>
-            <w:color w:val="0000EE"/>
-            <w:u w:val="single"/>
-          </w:rPr>
-          <w:t>路2:32</w:t>
-        </w:r>
-      </w:hyperlink>
-      <w:r>
-        <w:rPr>
-          <w:lang w:val="zh_TW" w:bidi="zh_TW"/>
-        </w:rPr>
-        <w:t>；</w:t>
-      </w:r>
-      <w:hyperlink r:id="rId100">
-        <w:r>
-          <w:rPr>
-            <w:lang w:val="zh_TW" w:bidi="zh_TW"/>
-          </w:rPr>
-          <w:rPr>
-            <w:color w:val="0000EE"/>
-            <w:u w:val="single"/>
-          </w:rPr>
-          <w:t>徒13:47，</w:t>
-        </w:r>
-      </w:hyperlink>
-      <w:hyperlink r:id="rId101">
-        <w:r>
-          <w:rPr>
-            <w:lang w:val="zh_TW" w:bidi="zh_TW"/>
-          </w:rPr>
-          <w:rPr>
-            <w:color w:val="0000EE"/>
-            <w:u w:val="single"/>
-          </w:rPr>
-          <w:t>26:18</w:t>
-        </w:r>
-      </w:hyperlink>
-      <w:r>
-        <w:rPr>
-          <w:lang w:val="zh_TW" w:bidi="zh_TW"/>
-        </w:rPr>
-        <w:t>）。</w:t>
-      </w:r>
-    </w:p>
-    <w:p>
-      <w:pPr/>
-      <w:r>
-        <w:rPr>
-          <w:lang w:val="zh_TW" w:bidi="zh_TW"/>
-        </w:rPr>
-      </w:r>
-      <w:r>
-        <w:rPr>
-          <w:lang w:val="zh_TW" w:bidi="zh_TW"/>
-        </w:rPr>
-        <w:t>這些人就是「光明之子」（</w:t>
-      </w:r>
-      <w:hyperlink r:id="rId102">
-        <w:r>
-          <w:rPr>
-            <w:lang w:val="zh_TW" w:bidi="zh_TW"/>
-          </w:rPr>
-          <w:rPr>
-            <w:color w:val="0000EE"/>
-            <w:u w:val="single"/>
-          </w:rPr>
-          <w:t>約12:36</w:t>
-        </w:r>
-      </w:hyperlink>
-      <w:r>
-        <w:rPr>
-          <w:lang w:val="zh_TW" w:bidi="zh_TW"/>
-        </w:rPr>
-        <w:t>；</w:t>
-      </w:r>
-      <w:hyperlink r:id="rId103">
-        <w:r>
-          <w:rPr>
-            <w:lang w:val="zh_TW" w:bidi="zh_TW"/>
-          </w:rPr>
-          <w:rPr>
-            <w:color w:val="0000EE"/>
-            <w:u w:val="single"/>
-          </w:rPr>
-          <w:t>帖前5:5</w:t>
-        </w:r>
-      </w:hyperlink>
-      <w:r>
-        <w:rPr>
-          <w:lang w:val="zh_TW" w:bidi="zh_TW"/>
-        </w:rPr>
-        <w:t>）。他們「在光明中行」（</w:t>
-      </w:r>
-      <w:hyperlink r:id="rId95">
-        <w:r>
-          <w:rPr>
-            <w:lang w:val="zh_TW" w:bidi="zh_TW"/>
-          </w:rPr>
-          <w:rPr>
-            <w:color w:val="0000EE"/>
-            <w:u w:val="single"/>
-          </w:rPr>
-          <w:t>約一1:7</w:t>
-        </w:r>
-      </w:hyperlink>
-      <w:r>
-        <w:rPr>
-          <w:lang w:val="zh_TW" w:bidi="zh_TW"/>
-        </w:rPr>
-        <w:t>），他們的行為如光一樣——表現出良善、公義與誠實（</w:t>
-      </w:r>
-      <w:hyperlink r:id="rId104">
-        <w:r>
-          <w:rPr>
-            <w:lang w:val="zh_TW" w:bidi="zh_TW"/>
-          </w:rPr>
-          <w:rPr>
-            <w:color w:val="0000EE"/>
-            <w:u w:val="single"/>
-          </w:rPr>
-          <w:t>弗5:8–9</w:t>
-        </w:r>
-      </w:hyperlink>
-      <w:r>
-        <w:rPr>
-          <w:lang w:val="zh_TW" w:bidi="zh_TW"/>
-        </w:rPr>
-        <w:t>）。</w:t>
-      </w:r>
-    </w:p>
-    <w:p>
-      <w:pPr/>
-      <w:r>
-        <w:rPr>
-          <w:lang w:val="zh_TW" w:bidi="zh_TW"/>
-        </w:rPr>
-      </w:r>
-      <w:r>
-        <w:rPr>
-          <w:u w:val="single"/>
-          <w:lang w:val="zh_TW" w:bidi="zh_TW"/>
-        </w:rPr>
-        <w:t>進深研究的經文段落</w:t>
-      </w:r>
-    </w:p>
-    <w:p>
-      <w:pPr/>
-      <w:r>
-        <w:rPr>
-          <w:lang w:val="zh_TW" w:bidi="zh_TW"/>
-        </w:rPr>
-      </w:r>
-      <w:hyperlink r:id="rId105">
-        <w:r>
-          <w:rPr>
-            <w:lang w:val="zh_TW" w:bidi="zh_TW"/>
-          </w:rPr>
-          <w:rPr>
-            <w:color w:val="0000EE"/>
-            <w:u w:val="single"/>
-          </w:rPr>
-          <w:t>創1:3–5、</w:t>
-        </w:r>
-      </w:hyperlink>
-      <w:hyperlink r:id="rId106">
-        <w:r>
-          <w:rPr>
-            <w:lang w:val="zh_TW" w:bidi="zh_TW"/>
-          </w:rPr>
-          <w:rPr>
-            <w:color w:val="0000EE"/>
-            <w:u w:val="single"/>
-          </w:rPr>
-          <w:t>14–18，</w:t>
-        </w:r>
-      </w:hyperlink>
-      <w:hyperlink r:id="rId27">
-        <w:r>
-          <w:rPr>
-            <w:lang w:val="zh_TW" w:bidi="zh_TW"/>
-          </w:rPr>
-          <w:rPr>
-            <w:color w:val="0000EE"/>
-            <w:u w:val="single"/>
-          </w:rPr>
-          <w:t>15:12</w:t>
-        </w:r>
-      </w:hyperlink>
-      <w:r>
-        <w:rPr>
-          <w:lang w:val="zh_TW" w:bidi="zh_TW"/>
-        </w:rPr>
-        <w:t>；</w:t>
-      </w:r>
-      <w:hyperlink r:id="rId16">
-        <w:r>
-          <w:rPr>
-            <w:lang w:val="zh_TW" w:bidi="zh_TW"/>
-          </w:rPr>
-          <w:rPr>
-            <w:color w:val="0000EE"/>
-            <w:u w:val="single"/>
-          </w:rPr>
-          <w:t>出10:21–23，</w:t>
-        </w:r>
-      </w:hyperlink>
-      <w:hyperlink r:id="rId78">
-        <w:r>
-          <w:rPr>
-            <w:lang w:val="zh_TW" w:bidi="zh_TW"/>
-          </w:rPr>
-          <w:rPr>
-            <w:color w:val="0000EE"/>
-            <w:u w:val="single"/>
-          </w:rPr>
-          <w:t>14:20，</w:t>
-        </w:r>
-      </w:hyperlink>
-      <w:hyperlink r:id="rId17">
-        <w:r>
-          <w:rPr>
-            <w:lang w:val="zh_TW" w:bidi="zh_TW"/>
-          </w:rPr>
-          <w:rPr>
-            <w:color w:val="0000EE"/>
-            <w:u w:val="single"/>
-          </w:rPr>
-          <w:t>20:21</w:t>
-        </w:r>
-      </w:hyperlink>
-      <w:r>
-        <w:rPr>
-          <w:lang w:val="zh_TW" w:bidi="zh_TW"/>
-        </w:rPr>
-        <w:t>；</w:t>
-      </w:r>
-      <w:hyperlink r:id="rId107">
-        <w:r>
-          <w:rPr>
-            <w:lang w:val="zh_TW" w:bidi="zh_TW"/>
-          </w:rPr>
-          <w:rPr>
-            <w:color w:val="0000EE"/>
-            <w:u w:val="single"/>
-          </w:rPr>
-          <w:t>撒下22:10–13</w:t>
-        </w:r>
-      </w:hyperlink>
-      <w:r>
-        <w:rPr>
-          <w:lang w:val="zh_TW" w:bidi="zh_TW"/>
-        </w:rPr>
-        <w:t>；</w:t>
-      </w:r>
-      <w:hyperlink r:id="rId23">
-        <w:r>
-          <w:rPr>
-            <w:lang w:val="zh_TW" w:bidi="zh_TW"/>
-          </w:rPr>
-          <w:rPr>
-            <w:color w:val="0000EE"/>
-            <w:u w:val="single"/>
-          </w:rPr>
-          <w:t>王上8:12</w:t>
-        </w:r>
-      </w:hyperlink>
-      <w:r>
-        <w:rPr>
-          <w:lang w:val="zh_TW" w:bidi="zh_TW"/>
-        </w:rPr>
-        <w:t>；</w:t>
-      </w:r>
-      <w:hyperlink r:id="rId108">
-        <w:r>
-          <w:rPr>
-            <w:lang w:val="zh_TW" w:bidi="zh_TW"/>
-          </w:rPr>
-          <w:rPr>
-            <w:color w:val="0000EE"/>
-            <w:u w:val="single"/>
-          </w:rPr>
-          <w:t>伯3:3–7，</w:t>
-        </w:r>
-      </w:hyperlink>
-      <w:hyperlink r:id="rId109">
-        <w:r>
-          <w:rPr>
-            <w:lang w:val="zh_TW" w:bidi="zh_TW"/>
-          </w:rPr>
-          <w:rPr>
-            <w:color w:val="0000EE"/>
-            <w:u w:val="single"/>
-          </w:rPr>
-          <w:t>12:22–25，</w:t>
-        </w:r>
-      </w:hyperlink>
-      <w:hyperlink r:id="rId110">
-        <w:r>
-          <w:rPr>
-            <w:lang w:val="zh_TW" w:bidi="zh_TW"/>
-          </w:rPr>
-          <w:rPr>
-            <w:color w:val="0000EE"/>
-            <w:u w:val="single"/>
-          </w:rPr>
-          <w:t>15:22，</w:t>
-        </w:r>
-      </w:hyperlink>
-      <w:hyperlink r:id="rId37">
-        <w:r>
-          <w:rPr>
-            <w:lang w:val="zh_TW" w:bidi="zh_TW"/>
-          </w:rPr>
-          <w:rPr>
-            <w:color w:val="0000EE"/>
-            <w:u w:val="single"/>
-          </w:rPr>
-          <w:t>17:12–13，</w:t>
-        </w:r>
-      </w:hyperlink>
-      <w:hyperlink r:id="rId111">
-        <w:r>
-          <w:rPr>
-            <w:lang w:val="zh_TW" w:bidi="zh_TW"/>
-          </w:rPr>
-          <w:rPr>
-            <w:color w:val="0000EE"/>
-            <w:u w:val="single"/>
-          </w:rPr>
-          <w:t>34:22</w:t>
-        </w:r>
-      </w:hyperlink>
-      <w:r>
-        <w:rPr>
-          <w:lang w:val="zh_TW" w:bidi="zh_TW"/>
-        </w:rPr>
-        <w:t>；</w:t>
-      </w:r>
-      <w:hyperlink r:id="rId21">
-        <w:r>
-          <w:rPr>
-            <w:lang w:val="zh_TW" w:bidi="zh_TW"/>
-          </w:rPr>
-          <w:rPr>
-            <w:color w:val="0000EE"/>
-            <w:u w:val="single"/>
-          </w:rPr>
-          <w:t>詩18:11、</w:t>
-        </w:r>
-      </w:hyperlink>
-      <w:hyperlink r:id="rId83">
-        <w:r>
-          <w:rPr>
-            <w:lang w:val="zh_TW" w:bidi="zh_TW"/>
-          </w:rPr>
-          <w:rPr>
-            <w:color w:val="0000EE"/>
-            <w:u w:val="single"/>
-          </w:rPr>
-          <w:t>28，</w:t>
-        </w:r>
-      </w:hyperlink>
-      <w:hyperlink r:id="rId90">
-        <w:r>
-          <w:rPr>
-            <w:lang w:val="zh_TW" w:bidi="zh_TW"/>
-          </w:rPr>
-          <w:rPr>
-            <w:color w:val="0000EE"/>
-            <w:u w:val="single"/>
-          </w:rPr>
-          <w:t>27:1，</w:t>
-        </w:r>
-      </w:hyperlink>
-      <w:hyperlink r:id="rId112">
-        <w:r>
-          <w:rPr>
-            <w:lang w:val="zh_TW" w:bidi="zh_TW"/>
-          </w:rPr>
-          <w:rPr>
-            <w:color w:val="0000EE"/>
-            <w:u w:val="single"/>
-          </w:rPr>
-          <w:t>97:2–6，</w:t>
-        </w:r>
-      </w:hyperlink>
-      <w:hyperlink r:id="rId40">
-        <w:r>
-          <w:rPr>
-            <w:lang w:val="zh_TW" w:bidi="zh_TW"/>
-          </w:rPr>
-          <w:rPr>
-            <w:color w:val="0000EE"/>
-            <w:u w:val="single"/>
-          </w:rPr>
-          <w:t>139:11–12</w:t>
-        </w:r>
-      </w:hyperlink>
-      <w:r>
-        <w:rPr>
-          <w:lang w:val="zh_TW" w:bidi="zh_TW"/>
-        </w:rPr>
-        <w:t>；</w:t>
-      </w:r>
-      <w:hyperlink r:id="rId51">
-        <w:r>
-          <w:rPr>
-            <w:lang w:val="zh_TW" w:bidi="zh_TW"/>
-          </w:rPr>
-          <w:rPr>
-            <w:color w:val="0000EE"/>
-            <w:u w:val="single"/>
-          </w:rPr>
-          <w:t>箴2:13，</w:t>
-        </w:r>
-      </w:hyperlink>
-      <w:hyperlink r:id="rId113">
-        <w:r>
-          <w:rPr>
-            <w:lang w:val="zh_TW" w:bidi="zh_TW"/>
-          </w:rPr>
-          <w:rPr>
-            <w:color w:val="0000EE"/>
-            <w:u w:val="single"/>
-          </w:rPr>
-          <w:t>4:18–19</w:t>
-        </w:r>
-      </w:hyperlink>
-      <w:r>
-        <w:rPr>
-          <w:lang w:val="zh_TW" w:bidi="zh_TW"/>
-        </w:rPr>
-        <w:t>；</w:t>
-      </w:r>
-      <w:hyperlink r:id="rId114">
-        <w:r>
-          <w:rPr>
-            <w:lang w:val="zh_TW" w:bidi="zh_TW"/>
-          </w:rPr>
-          <w:rPr>
-            <w:color w:val="0000EE"/>
-            <w:u w:val="single"/>
-          </w:rPr>
-          <w:t>傳11:7–8</w:t>
-        </w:r>
-      </w:hyperlink>
-      <w:r>
-        <w:rPr>
-          <w:lang w:val="zh_TW" w:bidi="zh_TW"/>
-        </w:rPr>
-        <w:t>；</w:t>
-      </w:r>
-      <w:hyperlink r:id="rId53">
-        <w:r>
-          <w:rPr>
-            <w:lang w:val="zh_TW" w:bidi="zh_TW"/>
-          </w:rPr>
-          <w:rPr>
-            <w:color w:val="0000EE"/>
-            <w:u w:val="single"/>
-          </w:rPr>
-          <w:t>賽5:20，</w:t>
-        </w:r>
-      </w:hyperlink>
-      <w:hyperlink r:id="rId60">
-        <w:r>
-          <w:rPr>
-            <w:lang w:val="zh_TW" w:bidi="zh_TW"/>
-          </w:rPr>
-          <w:rPr>
-            <w:color w:val="0000EE"/>
-            <w:u w:val="single"/>
-          </w:rPr>
-          <w:t>9:2，</w:t>
-        </w:r>
-      </w:hyperlink>
-      <w:hyperlink r:id="rId115">
-        <w:r>
-          <w:rPr>
-            <w:lang w:val="zh_TW" w:bidi="zh_TW"/>
-          </w:rPr>
-          <w:rPr>
-            <w:color w:val="0000EE"/>
-            <w:u w:val="single"/>
-          </w:rPr>
-          <w:t>29:15，</w:t>
-        </w:r>
-      </w:hyperlink>
-      <w:hyperlink r:id="rId89">
-        <w:r>
-          <w:rPr>
-            <w:lang w:val="zh_TW" w:bidi="zh_TW"/>
-          </w:rPr>
-          <w:rPr>
-            <w:color w:val="0000EE"/>
-            <w:u w:val="single"/>
-          </w:rPr>
-          <w:t>51:4，</w:t>
-        </w:r>
-      </w:hyperlink>
-      <w:hyperlink r:id="rId116">
-        <w:r>
-          <w:rPr>
-            <w:lang w:val="zh_TW" w:bidi="zh_TW"/>
-          </w:rPr>
-          <w:rPr>
-            <w:color w:val="0000EE"/>
-            <w:u w:val="single"/>
-          </w:rPr>
-          <w:t>60:2–3、</w:t>
-        </w:r>
-      </w:hyperlink>
-      <w:hyperlink r:id="rId91">
-        <w:r>
-          <w:rPr>
-            <w:lang w:val="zh_TW" w:bidi="zh_TW"/>
-          </w:rPr>
-          <w:rPr>
-            <w:color w:val="0000EE"/>
-            <w:u w:val="single"/>
-          </w:rPr>
-          <w:t>19–20</w:t>
-        </w:r>
-      </w:hyperlink>
-      <w:r>
-        <w:rPr>
-          <w:lang w:val="zh_TW" w:bidi="zh_TW"/>
-        </w:rPr>
-        <w:t>；</w:t>
-      </w:r>
-      <w:hyperlink r:id="rId92">
-        <w:r>
-          <w:rPr>
-            <w:lang w:val="zh_TW" w:bidi="zh_TW"/>
-          </w:rPr>
-          <w:rPr>
-            <w:color w:val="0000EE"/>
-            <w:u w:val="single"/>
-          </w:rPr>
-          <w:t>但2:22</w:t>
-        </w:r>
-      </w:hyperlink>
-      <w:r>
-        <w:rPr>
-          <w:lang w:val="zh_TW" w:bidi="zh_TW"/>
-        </w:rPr>
-        <w:t>；</w:t>
-      </w:r>
-      <w:hyperlink r:id="rId94">
-        <w:r>
-          <w:rPr>
-            <w:lang w:val="zh_TW" w:bidi="zh_TW"/>
-          </w:rPr>
-          <w:rPr>
-            <w:color w:val="0000EE"/>
-            <w:u w:val="single"/>
-          </w:rPr>
-          <w:t>彌7:8–9</w:t>
-        </w:r>
-      </w:hyperlink>
-      <w:r>
-        <w:rPr>
-          <w:lang w:val="zh_TW" w:bidi="zh_TW"/>
-        </w:rPr>
-        <w:t>；</w:t>
-      </w:r>
-      <w:hyperlink r:id="rId43">
-        <w:r>
-          <w:rPr>
-            <w:lang w:val="zh_TW" w:bidi="zh_TW"/>
-          </w:rPr>
-          <w:rPr>
-            <w:color w:val="0000EE"/>
-            <w:u w:val="single"/>
-          </w:rPr>
-          <w:t>太4:16，</w:t>
-        </w:r>
-      </w:hyperlink>
-      <w:hyperlink r:id="rId117">
-        <w:r>
-          <w:rPr>
-            <w:lang w:val="zh_TW" w:bidi="zh_TW"/>
-          </w:rPr>
-          <w:rPr>
-            <w:color w:val="0000EE"/>
-            <w:u w:val="single"/>
-          </w:rPr>
-          <w:t>6:22–23，</w:t>
-        </w:r>
-      </w:hyperlink>
-      <w:hyperlink r:id="rId67">
-        <w:r>
-          <w:rPr>
-            <w:lang w:val="zh_TW" w:bidi="zh_TW"/>
-          </w:rPr>
-          <w:rPr>
-            <w:color w:val="0000EE"/>
-            <w:u w:val="single"/>
-          </w:rPr>
-          <w:t>8:12</w:t>
-        </w:r>
-      </w:hyperlink>
-      <w:r>
-        <w:rPr>
-          <w:lang w:val="zh_TW" w:bidi="zh_TW"/>
-        </w:rPr>
-        <w:t>；</w:t>
-      </w:r>
-      <w:hyperlink r:id="rId118">
-        <w:r>
-          <w:rPr>
-            <w:lang w:val="zh_TW" w:bidi="zh_TW"/>
-          </w:rPr>
-          <w:rPr>
-            <w:color w:val="0000EE"/>
-            <w:u w:val="single"/>
-          </w:rPr>
-          <w:t>路1:78–79，</w:t>
-        </w:r>
-      </w:hyperlink>
-      <w:hyperlink r:id="rId99">
-        <w:r>
-          <w:rPr>
-            <w:lang w:val="zh_TW" w:bidi="zh_TW"/>
-          </w:rPr>
-          <w:rPr>
-            <w:color w:val="0000EE"/>
-            <w:u w:val="single"/>
-          </w:rPr>
-          <w:t>2:32</w:t>
-        </w:r>
-      </w:hyperlink>
-      <w:r>
-        <w:rPr>
-          <w:lang w:val="zh_TW" w:bidi="zh_TW"/>
-        </w:rPr>
-        <w:t>；</w:t>
-      </w:r>
-      <w:hyperlink r:id="rId119">
-        <w:r>
-          <w:rPr>
-            <w:lang w:val="zh_TW" w:bidi="zh_TW"/>
-          </w:rPr>
-          <w:rPr>
-            <w:color w:val="0000EE"/>
-            <w:u w:val="single"/>
-          </w:rPr>
-          <w:t>約1:4–9，</w:t>
-        </w:r>
-      </w:hyperlink>
-      <w:hyperlink r:id="rId45">
-        <w:r>
-          <w:rPr>
-            <w:lang w:val="zh_TW" w:bidi="zh_TW"/>
-          </w:rPr>
-          <w:rPr>
-            <w:color w:val="0000EE"/>
-            <w:u w:val="single"/>
-          </w:rPr>
-          <w:t>8:12，</w:t>
-        </w:r>
-      </w:hyperlink>
-      <w:hyperlink r:id="rId96">
-        <w:r>
-          <w:rPr>
-            <w:lang w:val="zh_TW" w:bidi="zh_TW"/>
-          </w:rPr>
-          <w:rPr>
-            <w:color w:val="0000EE"/>
-            <w:u w:val="single"/>
-          </w:rPr>
-          <w:t>9:5，</w:t>
-        </w:r>
-      </w:hyperlink>
-      <w:hyperlink r:id="rId120">
-        <w:r>
-          <w:rPr>
-            <w:lang w:val="zh_TW" w:bidi="zh_TW"/>
-          </w:rPr>
-          <w:rPr>
-            <w:color w:val="0000EE"/>
-            <w:u w:val="single"/>
-          </w:rPr>
-          <w:t>12:35–36、</w:t>
-        </w:r>
-      </w:hyperlink>
-      <w:hyperlink r:id="rId47">
-        <w:r>
-          <w:rPr>
-            <w:lang w:val="zh_TW" w:bidi="zh_TW"/>
-          </w:rPr>
-          <w:rPr>
-            <w:color w:val="0000EE"/>
-            <w:u w:val="single"/>
-          </w:rPr>
-          <w:t>46</w:t>
-        </w:r>
-      </w:hyperlink>
-      <w:r>
-        <w:rPr>
-          <w:lang w:val="zh_TW" w:bidi="zh_TW"/>
-        </w:rPr>
-        <w:t>；</w:t>
-      </w:r>
-      <w:hyperlink r:id="rId100">
-        <w:r>
-          <w:rPr>
-            <w:lang w:val="zh_TW" w:bidi="zh_TW"/>
-          </w:rPr>
-          <w:rPr>
-            <w:color w:val="0000EE"/>
-            <w:u w:val="single"/>
-          </w:rPr>
-          <w:t>徒13:47，</w:t>
-        </w:r>
-      </w:hyperlink>
-      <w:hyperlink r:id="rId101">
-        <w:r>
-          <w:rPr>
-            <w:lang w:val="zh_TW" w:bidi="zh_TW"/>
-          </w:rPr>
-          <w:rPr>
-            <w:color w:val="0000EE"/>
-            <w:u w:val="single"/>
-          </w:rPr>
-          <w:t>26:18</w:t>
-        </w:r>
-      </w:hyperlink>
-      <w:r>
-        <w:rPr>
-          <w:lang w:val="zh_TW" w:bidi="zh_TW"/>
-        </w:rPr>
-        <w:t>；</w:t>
-      </w:r>
-      <w:hyperlink r:id="rId121">
-        <w:r>
-          <w:rPr>
-            <w:lang w:val="zh_TW" w:bidi="zh_TW"/>
-          </w:rPr>
-          <w:rPr>
-            <w:color w:val="0000EE"/>
-            <w:u w:val="single"/>
-          </w:rPr>
-          <w:t>羅2:19–20</w:t>
-        </w:r>
-      </w:hyperlink>
-      <w:r>
-        <w:rPr>
-          <w:lang w:val="zh_TW" w:bidi="zh_TW"/>
-        </w:rPr>
-        <w:t>；</w:t>
-      </w:r>
-      <w:hyperlink r:id="rId122">
-        <w:r>
-          <w:rPr>
-            <w:lang w:val="zh_TW" w:bidi="zh_TW"/>
-          </w:rPr>
-          <w:rPr>
-            <w:color w:val="0000EE"/>
-            <w:u w:val="single"/>
-          </w:rPr>
-          <w:t>弗5:7–14</w:t>
-        </w:r>
-      </w:hyperlink>
-      <w:r>
-        <w:rPr>
-          <w:lang w:val="zh_TW" w:bidi="zh_TW"/>
-        </w:rPr>
-        <w:t>；</w:t>
-      </w:r>
-      <w:hyperlink r:id="rId123">
-        <w:r>
-          <w:rPr>
-            <w:lang w:val="zh_TW" w:bidi="zh_TW"/>
-          </w:rPr>
-          <w:rPr>
-            <w:color w:val="0000EE"/>
-            <w:u w:val="single"/>
-          </w:rPr>
-          <w:t>帖前5:5–8</w:t>
-        </w:r>
-      </w:hyperlink>
-      <w:r>
-        <w:rPr>
-          <w:lang w:val="zh_TW" w:bidi="zh_TW"/>
-        </w:rPr>
-        <w:t>；</w:t>
-      </w:r>
-      <w:hyperlink r:id="rId93">
-        <w:r>
-          <w:rPr>
-            <w:lang w:val="zh_TW" w:bidi="zh_TW"/>
-          </w:rPr>
-          <w:rPr>
-            <w:color w:val="0000EE"/>
-            <w:u w:val="single"/>
-          </w:rPr>
-          <w:t>提前6:16</w:t>
-        </w:r>
-      </w:hyperlink>
-      <w:r>
-        <w:rPr>
-          <w:lang w:val="zh_TW" w:bidi="zh_TW"/>
-        </w:rPr>
-        <w:t>；</w:t>
-      </w:r>
-      <w:hyperlink r:id="rId76">
-        <w:r>
-          <w:rPr>
-            <w:lang w:val="zh_TW" w:bidi="zh_TW"/>
-          </w:rPr>
-          <w:rPr>
-            <w:color w:val="0000EE"/>
-            <w:u w:val="single"/>
-          </w:rPr>
-          <w:t>雅1:17</w:t>
-        </w:r>
-      </w:hyperlink>
-      <w:r>
-        <w:rPr>
-          <w:lang w:val="zh_TW" w:bidi="zh_TW"/>
-        </w:rPr>
-        <w:t>；</w:t>
-      </w:r>
-      <w:hyperlink r:id="rId70">
-        <w:r>
-          <w:rPr>
-            <w:lang w:val="zh_TW" w:bidi="zh_TW"/>
-          </w:rPr>
-          <w:rPr>
-            <w:color w:val="0000EE"/>
-            <w:u w:val="single"/>
-          </w:rPr>
-          <w:t>彼後2:17</w:t>
-        </w:r>
-      </w:hyperlink>
-      <w:r>
-        <w:rPr>
-          <w:lang w:val="zh_TW" w:bidi="zh_TW"/>
-        </w:rPr>
-        <w:t>；</w:t>
-      </w:r>
-      <w:hyperlink r:id="rId124">
-        <w:r>
-          <w:rPr>
-            <w:lang w:val="zh_TW" w:bidi="zh_TW"/>
-          </w:rPr>
-          <w:rPr>
-            <w:color w:val="0000EE"/>
-            <w:u w:val="single"/>
-          </w:rPr>
-          <w:t>約一1:5–7，</w:t>
-        </w:r>
-      </w:hyperlink>
-      <w:hyperlink r:id="rId125">
-        <w:r>
-          <w:rPr>
-            <w:lang w:val="zh_TW" w:bidi="zh_TW"/>
-          </w:rPr>
-          <w:rPr>
-            <w:color w:val="0000EE"/>
-            <w:u w:val="single"/>
-          </w:rPr>
-          <w:t>2:7–11</w:t>
+          <w:t>瑪3:1</w:t>
         </w:r>
       </w:hyperlink>
       <w:r>

--- a/zht/docx/031.content.docx
+++ b/zht/docx/031.content.docx
@@ -19,7 +19,7 @@
         <w:rPr>
           <w:lang w:val="zh_TW" w:bidi="zh_TW"/>
         </w:rPr>
-        <w:t>Resource: Tyndale Open Study Notes</w:t>
+        <w:t>Resource: Aquifer Open Study Notes (Themes)</w:t>
       </w:r>
       <w:r>
         <w:rPr>
@@ -112,7 +112,7 @@
         <w:rPr>
           <w:lang w:val="zh_TW" w:bidi="zh_TW"/>
         </w:rPr>
-        <w:t>Tyndale Open Study Notes</w:t>
+        <w:t>Aquifer Open Study Notes (Themes)</w:t>
       </w:r>
     </w:p>
     <w:p>

--- a/zht/docx/031.content.docx
+++ b/zht/docx/031.content.docx
@@ -233,54 +233,36 @@
         </w:rPr>
         <w:t>先知哈該吩咐他的聽眾，要反思他們忽略與神關係，對當前處境所造成的影響（</w:t>
       </w:r>
-      <w:hyperlink r:id="rId13">
-        <w:r>
-          <w:rPr>
-            <w:lang w:val="zh_TW" w:bidi="zh_TW"/>
-          </w:rPr>
-          <w:rPr>
-            <w:color w:val="0000EE"/>
-            <w:u w:val="single"/>
-          </w:rPr>
-          <w:t>該1:5–7</w:t>
-        </w:r>
-      </w:hyperlink>
+      <w:r>
+        <w:rPr>
+          <w:lang w:val="zh_TW" w:bidi="zh_TW"/>
+        </w:rPr>
+        <w:t>該1:5–7</w:t>
+      </w:r>
       <w:r>
         <w:rPr>
           <w:lang w:val="zh_TW" w:bidi="zh_TW"/>
         </w:rPr>
         <w:t>，</w:t>
       </w:r>
-      <w:hyperlink r:id="rId14">
-        <w:r>
-          <w:rPr>
-            <w:lang w:val="zh_TW" w:bidi="zh_TW"/>
-          </w:rPr>
-          <w:rPr>
-            <w:color w:val="0000EE"/>
-            <w:u w:val="single"/>
-          </w:rPr>
-          <w:t>2:15–18</w:t>
-        </w:r>
-      </w:hyperlink>
+      <w:r>
+        <w:rPr>
+          <w:lang w:val="zh_TW" w:bidi="zh_TW"/>
+        </w:rPr>
+        <w:t>2:15–18</w:t>
+      </w:r>
       <w:r>
         <w:rPr>
           <w:lang w:val="zh_TW" w:bidi="zh_TW"/>
         </w:rPr>
         <w:t>）。神降下天災作為警告，為要激勵百姓悔改（</w:t>
       </w:r>
-      <w:hyperlink r:id="rId15">
-        <w:r>
-          <w:rPr>
-            <w:lang w:val="zh_TW" w:bidi="zh_TW"/>
-          </w:rPr>
-          <w:rPr>
-            <w:color w:val="0000EE"/>
-            <w:u w:val="single"/>
-          </w:rPr>
-          <w:t>2:17</w:t>
-        </w:r>
-      </w:hyperlink>
+      <w:r>
+        <w:rPr>
+          <w:lang w:val="zh_TW" w:bidi="zh_TW"/>
+        </w:rPr>
+        <w:t>2:17</w:t>
+      </w:r>
       <w:r>
         <w:rPr>
           <w:lang w:val="zh_TW" w:bidi="zh_TW"/>
@@ -299,18 +281,12 @@
         </w:rPr>
         <w:t>與聖殿重建同步進行（</w:t>
       </w:r>
-      <w:hyperlink r:id="rId16">
-        <w:r>
-          <w:rPr>
-            <w:lang w:val="zh_TW" w:bidi="zh_TW"/>
-          </w:rPr>
-          <w:rPr>
-            <w:color w:val="0000EE"/>
-            <w:u w:val="single"/>
-          </w:rPr>
-          <w:t>1:12</w:t>
-        </w:r>
-      </w:hyperlink>
+      <w:r>
+        <w:rPr>
+          <w:lang w:val="zh_TW" w:bidi="zh_TW"/>
+        </w:rPr>
+        <w:t>1:12</w:t>
+      </w:r>
       <w:r>
         <w:rPr>
           <w:lang w:val="zh_TW" w:bidi="zh_TW"/>
@@ -373,18 +349,12 @@
         </w:rPr>
         <w:t>那段時期人違背神的危機，突顯耶和華所差遣的「僕人」必須臨到（見</w:t>
       </w:r>
-      <w:hyperlink r:id="rId17">
-        <w:r>
-          <w:rPr>
-            <w:lang w:val="zh_TW" w:bidi="zh_TW"/>
-          </w:rPr>
-          <w:rPr>
-            <w:color w:val="0000EE"/>
-            <w:u w:val="single"/>
-          </w:rPr>
-          <w:t>該2:23</w:t>
-        </w:r>
-      </w:hyperlink>
+      <w:r>
+        <w:rPr>
+          <w:lang w:val="zh_TW" w:bidi="zh_TW"/>
+        </w:rPr>
+        <w:t>該2:23</w:t>
+      </w:r>
       <w:r>
         <w:rPr>
           <w:lang w:val="zh_TW" w:bidi="zh_TW"/>
@@ -417,36 +387,24 @@
         </w:rPr>
         <w:t>（</w:t>
       </w:r>
-      <w:hyperlink r:id="rId18">
-        <w:r>
-          <w:rPr>
-            <w:lang w:val="zh_TW" w:bidi="zh_TW"/>
-          </w:rPr>
-          <w:rPr>
-            <w:color w:val="0000EE"/>
-            <w:u w:val="single"/>
-          </w:rPr>
-          <w:t>亞9:9</w:t>
-        </w:r>
-      </w:hyperlink>
+      <w:r>
+        <w:rPr>
+          <w:lang w:val="zh_TW" w:bidi="zh_TW"/>
+        </w:rPr>
+        <w:t>亞9:9</w:t>
+      </w:r>
       <w:r>
         <w:rPr>
           <w:lang w:val="zh_TW" w:bidi="zh_TW"/>
         </w:rPr>
         <w:t>；另見</w:t>
       </w:r>
-      <w:hyperlink r:id="rId19">
-        <w:r>
-          <w:rPr>
-            <w:lang w:val="zh_TW" w:bidi="zh_TW"/>
-          </w:rPr>
-          <w:rPr>
-            <w:color w:val="0000EE"/>
-            <w:u w:val="single"/>
-          </w:rPr>
-          <w:t>瑪3:1</w:t>
-        </w:r>
-      </w:hyperlink>
+      <w:r>
+        <w:rPr>
+          <w:lang w:val="zh_TW" w:bidi="zh_TW"/>
+        </w:rPr>
+        <w:t>瑪3:1</w:t>
+      </w:r>
       <w:r>
         <w:rPr>
           <w:lang w:val="zh_TW" w:bidi="zh_TW"/>
@@ -476,216 +434,144 @@
           <w:lang w:val="zh_TW" w:bidi="zh_TW"/>
         </w:rPr>
       </w:r>
-      <w:hyperlink r:id="rId20">
-        <w:r>
-          <w:rPr>
-            <w:lang w:val="zh_TW" w:bidi="zh_TW"/>
-          </w:rPr>
-          <w:rPr>
-            <w:color w:val="0000EE"/>
-            <w:u w:val="single"/>
-          </w:rPr>
-          <w:t>申30:2–4</w:t>
-        </w:r>
-      </w:hyperlink>
+      <w:r>
+        <w:rPr>
+          <w:lang w:val="zh_TW" w:bidi="zh_TW"/>
+        </w:rPr>
+        <w:t>申30:2–4</w:t>
+      </w:r>
       <w:r>
         <w:rPr>
           <w:lang w:val="zh_TW" w:bidi="zh_TW"/>
         </w:rPr>
         <w:t>；</w:t>
       </w:r>
-      <w:hyperlink r:id="rId21">
-        <w:r>
-          <w:rPr>
-            <w:lang w:val="zh_TW" w:bidi="zh_TW"/>
-          </w:rPr>
-          <w:rPr>
-            <w:color w:val="0000EE"/>
-            <w:u w:val="single"/>
-          </w:rPr>
-          <w:t>詩22:27</w:t>
-        </w:r>
-      </w:hyperlink>
+      <w:r>
+        <w:rPr>
+          <w:lang w:val="zh_TW" w:bidi="zh_TW"/>
+        </w:rPr>
+        <w:t>詩22:27</w:t>
+      </w:r>
       <w:r>
         <w:rPr>
           <w:lang w:val="zh_TW" w:bidi="zh_TW"/>
         </w:rPr>
         <w:t>；</w:t>
       </w:r>
-      <w:hyperlink r:id="rId22">
-        <w:r>
-          <w:rPr>
-            <w:lang w:val="zh_TW" w:bidi="zh_TW"/>
-          </w:rPr>
-          <w:rPr>
-            <w:color w:val="0000EE"/>
-            <w:u w:val="single"/>
-          </w:rPr>
-          <w:t>賽11:9–12:6</w:t>
-        </w:r>
-      </w:hyperlink>
+      <w:r>
+        <w:rPr>
+          <w:lang w:val="zh_TW" w:bidi="zh_TW"/>
+        </w:rPr>
+        <w:t>賽11:9–12:6</w:t>
+      </w:r>
       <w:r>
         <w:rPr>
           <w:lang w:val="zh_TW" w:bidi="zh_TW"/>
         </w:rPr>
         <w:t>，</w:t>
       </w:r>
-      <w:hyperlink r:id="rId23">
-        <w:r>
-          <w:rPr>
-            <w:lang w:val="zh_TW" w:bidi="zh_TW"/>
-          </w:rPr>
-          <w:rPr>
-            <w:color w:val="0000EE"/>
-            <w:u w:val="single"/>
-          </w:rPr>
-          <w:t>44:22</w:t>
-        </w:r>
-      </w:hyperlink>
+      <w:r>
+        <w:rPr>
+          <w:lang w:val="zh_TW" w:bidi="zh_TW"/>
+        </w:rPr>
+        <w:t>44:22</w:t>
+      </w:r>
       <w:r>
         <w:rPr>
           <w:lang w:val="zh_TW" w:bidi="zh_TW"/>
         </w:rPr>
         <w:t>，</w:t>
       </w:r>
-      <w:hyperlink r:id="rId24">
-        <w:r>
-          <w:rPr>
-            <w:lang w:val="zh_TW" w:bidi="zh_TW"/>
-          </w:rPr>
-          <w:rPr>
-            <w:color w:val="0000EE"/>
-            <w:u w:val="single"/>
-          </w:rPr>
-          <w:t>26–28</w:t>
-        </w:r>
-      </w:hyperlink>
+      <w:r>
+        <w:rPr>
+          <w:lang w:val="zh_TW" w:bidi="zh_TW"/>
+        </w:rPr>
+        <w:t>26–28</w:t>
+      </w:r>
       <w:r>
         <w:rPr>
           <w:lang w:val="zh_TW" w:bidi="zh_TW"/>
         </w:rPr>
         <w:t>，</w:t>
       </w:r>
-      <w:hyperlink r:id="rId25">
-        <w:r>
-          <w:rPr>
-            <w:lang w:val="zh_TW" w:bidi="zh_TW"/>
-          </w:rPr>
-          <w:rPr>
-            <w:color w:val="0000EE"/>
-            <w:u w:val="single"/>
-          </w:rPr>
-          <w:t>61:6–7</w:t>
-        </w:r>
-      </w:hyperlink>
+      <w:r>
+        <w:rPr>
+          <w:lang w:val="zh_TW" w:bidi="zh_TW"/>
+        </w:rPr>
+        <w:t>61:6–7</w:t>
+      </w:r>
       <w:r>
         <w:rPr>
           <w:lang w:val="zh_TW" w:bidi="zh_TW"/>
         </w:rPr>
         <w:t>；</w:t>
       </w:r>
-      <w:hyperlink r:id="rId26">
-        <w:r>
-          <w:rPr>
-            <w:lang w:val="zh_TW" w:bidi="zh_TW"/>
-          </w:rPr>
-          <w:rPr>
-            <w:color w:val="0000EE"/>
-            <w:u w:val="single"/>
-          </w:rPr>
-          <w:t>耶24:4–7</w:t>
-        </w:r>
-      </w:hyperlink>
+      <w:r>
+        <w:rPr>
+          <w:lang w:val="zh_TW" w:bidi="zh_TW"/>
+        </w:rPr>
+        <w:t>耶24:4–7</w:t>
+      </w:r>
       <w:r>
         <w:rPr>
           <w:lang w:val="zh_TW" w:bidi="zh_TW"/>
         </w:rPr>
         <w:t>；</w:t>
       </w:r>
-      <w:hyperlink r:id="rId27">
-        <w:r>
-          <w:rPr>
-            <w:lang w:val="zh_TW" w:bidi="zh_TW"/>
-          </w:rPr>
-          <w:rPr>
-            <w:color w:val="0000EE"/>
-            <w:u w:val="single"/>
-          </w:rPr>
-          <w:t>摩4:6–12</w:t>
-        </w:r>
-      </w:hyperlink>
+      <w:r>
+        <w:rPr>
+          <w:lang w:val="zh_TW" w:bidi="zh_TW"/>
+        </w:rPr>
+        <w:t>摩4:6–12</w:t>
+      </w:r>
       <w:r>
         <w:rPr>
           <w:lang w:val="zh_TW" w:bidi="zh_TW"/>
         </w:rPr>
         <w:t>；</w:t>
       </w:r>
-      <w:hyperlink r:id="rId28">
-        <w:r>
-          <w:rPr>
-            <w:lang w:val="zh_TW" w:bidi="zh_TW"/>
-          </w:rPr>
-          <w:rPr>
-            <w:color w:val="0000EE"/>
-            <w:u w:val="single"/>
-          </w:rPr>
-          <w:t>該1:7–15</w:t>
-        </w:r>
-      </w:hyperlink>
+      <w:r>
+        <w:rPr>
+          <w:lang w:val="zh_TW" w:bidi="zh_TW"/>
+        </w:rPr>
+        <w:t>該1:7–15</w:t>
+      </w:r>
       <w:r>
         <w:rPr>
           <w:lang w:val="zh_TW" w:bidi="zh_TW"/>
         </w:rPr>
         <w:t>；</w:t>
       </w:r>
-      <w:hyperlink r:id="rId18">
-        <w:r>
-          <w:rPr>
-            <w:lang w:val="zh_TW" w:bidi="zh_TW"/>
-          </w:rPr>
-          <w:rPr>
-            <w:color w:val="0000EE"/>
-            <w:u w:val="single"/>
-          </w:rPr>
-          <w:t>亞9:9</w:t>
-        </w:r>
-      </w:hyperlink>
+      <w:r>
+        <w:rPr>
+          <w:lang w:val="zh_TW" w:bidi="zh_TW"/>
+        </w:rPr>
+        <w:t>亞9:9</w:t>
+      </w:r>
       <w:r>
         <w:rPr>
           <w:lang w:val="zh_TW" w:bidi="zh_TW"/>
         </w:rPr>
         <w:t>，</w:t>
       </w:r>
-      <w:hyperlink r:id="rId29">
-        <w:r>
-          <w:rPr>
-            <w:lang w:val="zh_TW" w:bidi="zh_TW"/>
-          </w:rPr>
-          <w:rPr>
-            <w:color w:val="0000EE"/>
-            <w:u w:val="single"/>
-          </w:rPr>
-          <w:t>14:9</w:t>
-        </w:r>
-      </w:hyperlink>
+      <w:r>
+        <w:rPr>
+          <w:lang w:val="zh_TW" w:bidi="zh_TW"/>
+        </w:rPr>
+        <w:t>14:9</w:t>
+      </w:r>
       <w:r>
         <w:rPr>
           <w:lang w:val="zh_TW" w:bidi="zh_TW"/>
         </w:rPr>
         <w:t>；</w:t>
       </w:r>
-      <w:hyperlink r:id="rId19">
-        <w:r>
-          <w:rPr>
-            <w:lang w:val="zh_TW" w:bidi="zh_TW"/>
-          </w:rPr>
-          <w:rPr>
-            <w:color w:val="0000EE"/>
-            <w:u w:val="single"/>
-          </w:rPr>
-          <w:t>瑪3:1</w:t>
-        </w:r>
-      </w:hyperlink>
+      <w:r>
+        <w:rPr>
+          <w:lang w:val="zh_TW" w:bidi="zh_TW"/>
+        </w:rPr>
+        <w:t>瑪3:1</w:t>
+      </w:r>
       <w:r>
         <w:rPr>
           <w:lang w:val="zh_TW" w:bidi="zh_TW"/>
